--- a/Loss Function Derivative.docx
+++ b/Loss Function Derivative.docx
@@ -3927,15 +3927,45 @@
             <w:rPr>
               <w:rFonts w:ascii="Cambria Math" w:eastAsiaTheme="minorEastAsia" w:hAnsi="Cambria Math"/>
             </w:rPr>
-            <m:t>=m</m:t>
+            <m:t>=</m:t>
           </m:r>
-          <m:r>
-            <w:rPr>
-              <w:rFonts w:ascii="Cambria Math" w:eastAsiaTheme="minorEastAsia" w:hAnsi="Cambria Math"/>
-              <w:highlight w:val="white"/>
-            </w:rPr>
-            <m:t>α</m:t>
-          </m:r>
+          <m:acc>
+            <m:accPr>
+              <m:chr m:val="̅"/>
+              <m:ctrlPr>
+                <w:rPr>
+                  <w:rFonts w:ascii="Cambria Math" w:eastAsia="Cambria Math" w:hAnsi="Cambria Math" w:cs="Cambria Math"/>
+                  <w:i/>
+                </w:rPr>
+              </m:ctrlPr>
+            </m:accPr>
+            <m:e>
+              <m:r>
+                <w:rPr>
+                  <w:rFonts w:ascii="Cambria Math" w:eastAsia="Cambria Math" w:hAnsi="Cambria Math" w:cs="Cambria Math"/>
+                </w:rPr>
+                <m:t>v</m:t>
+              </m:r>
+            </m:e>
+          </m:acc>
+          <m:d>
+            <m:dPr>
+              <m:ctrlPr>
+                <w:rPr>
+                  <w:rFonts w:ascii="Cambria Math" w:eastAsia="Cambria Math" w:hAnsi="Cambria Math" w:cs="Cambria Math"/>
+                  <w:i/>
+                </w:rPr>
+              </m:ctrlPr>
+            </m:dPr>
+            <m:e>
+              <m:r>
+                <w:rPr>
+                  <w:rFonts w:ascii="Cambria Math" w:eastAsia="Cambria Math" w:hAnsi="Cambria Math" w:cs="Cambria Math"/>
+                </w:rPr>
+                <m:t>α</m:t>
+              </m:r>
+            </m:e>
+          </m:d>
           <m:r>
             <w:rPr>
               <w:rFonts w:ascii="Cambria Math" w:eastAsiaTheme="minorEastAsia" w:hAnsi="Cambria Math"/>
@@ -4035,7 +4065,76 @@
             <w:rPr>
               <w:rFonts w:ascii="Cambria Math" w:eastAsia="Cambria Math" w:hAnsi="Cambria Math" w:cs="Cambria Math"/>
             </w:rPr>
-            <m:t>=m+</m:t>
+            <m:t>=</m:t>
+          </m:r>
+          <m:f>
+            <m:fPr>
+              <m:ctrlPr>
+                <w:rPr>
+                  <w:rFonts w:ascii="Cambria Math" w:eastAsia="Cambria Math" w:hAnsi="Cambria Math" w:cs="Cambria Math"/>
+                  <w:i/>
+                </w:rPr>
+              </m:ctrlPr>
+            </m:fPr>
+            <m:num>
+              <m:r>
+                <w:rPr>
+                  <w:rFonts w:ascii="Cambria Math" w:eastAsia="Cambria Math" w:hAnsi="Cambria Math" w:cs="Cambria Math"/>
+                </w:rPr>
+                <m:t>d</m:t>
+              </m:r>
+              <m:acc>
+                <m:accPr>
+                  <m:chr m:val="̅"/>
+                  <m:ctrlPr>
+                    <w:rPr>
+                      <w:rFonts w:ascii="Cambria Math" w:eastAsia="Cambria Math" w:hAnsi="Cambria Math" w:cs="Cambria Math"/>
+                      <w:i/>
+                    </w:rPr>
+                  </m:ctrlPr>
+                </m:accPr>
+                <m:e>
+                  <m:r>
+                    <w:rPr>
+                      <w:rFonts w:ascii="Cambria Math" w:eastAsia="Cambria Math" w:hAnsi="Cambria Math" w:cs="Cambria Math"/>
+                    </w:rPr>
+                    <m:t>v</m:t>
+                  </m:r>
+                </m:e>
+              </m:acc>
+              <m:d>
+                <m:dPr>
+                  <m:ctrlPr>
+                    <w:rPr>
+                      <w:rFonts w:ascii="Cambria Math" w:eastAsia="Cambria Math" w:hAnsi="Cambria Math" w:cs="Cambria Math"/>
+                      <w:i/>
+                    </w:rPr>
+                  </m:ctrlPr>
+                </m:dPr>
+                <m:e>
+                  <m:r>
+                    <w:rPr>
+                      <w:rFonts w:ascii="Cambria Math" w:eastAsia="Cambria Math" w:hAnsi="Cambria Math" w:cs="Cambria Math"/>
+                    </w:rPr>
+                    <m:t>α</m:t>
+                  </m:r>
+                </m:e>
+              </m:d>
+            </m:num>
+            <m:den>
+              <m:r>
+                <w:rPr>
+                  <w:rFonts w:ascii="Cambria Math" w:eastAsia="Cambria Math" w:hAnsi="Cambria Math" w:cs="Cambria Math"/>
+                </w:rPr>
+                <m:t>dα</m:t>
+              </m:r>
+            </m:den>
+          </m:f>
+          <m:r>
+            <w:rPr>
+              <w:rFonts w:ascii="Cambria Math" w:eastAsia="Cambria Math" w:hAnsi="Cambria Math" w:cs="Cambria Math"/>
+            </w:rPr>
+            <m:t>+</m:t>
           </m:r>
           <m:f>
             <m:fPr>
@@ -4245,58 +4344,7 @@
         <w:rPr>
           <w:rFonts w:eastAsiaTheme="minorEastAsia"/>
         </w:rPr>
-        <w:t xml:space="preserve"> and </w:t>
-      </w:r>
-      <m:oMath>
-        <m:acc>
-          <m:accPr>
-            <m:chr m:val="̅"/>
-            <m:ctrlPr>
-              <w:rPr>
-                <w:rFonts w:ascii="Cambria Math" w:eastAsia="Cambria Math" w:hAnsi="Cambria Math" w:cs="Cambria Math"/>
-                <w:i/>
-              </w:rPr>
-            </m:ctrlPr>
-          </m:accPr>
-          <m:e>
-            <m:r>
-              <w:rPr>
-                <w:rFonts w:ascii="Cambria Math" w:eastAsia="Cambria Math" w:hAnsi="Cambria Math" w:cs="Cambria Math"/>
-              </w:rPr>
-              <m:t>v</m:t>
-            </m:r>
-          </m:e>
-        </m:acc>
-        <m:d>
-          <m:dPr>
-            <m:ctrlPr>
-              <w:rPr>
-                <w:rFonts w:ascii="Cambria Math" w:eastAsia="Cambria Math" w:hAnsi="Cambria Math" w:cs="Cambria Math"/>
-                <w:i/>
-              </w:rPr>
-            </m:ctrlPr>
-          </m:dPr>
-          <m:e>
-            <m:r>
-              <w:rPr>
-                <w:rFonts w:ascii="Cambria Math" w:eastAsia="Cambria Math" w:hAnsi="Cambria Math" w:cs="Cambria Math"/>
-              </w:rPr>
-              <m:t>α</m:t>
-            </m:r>
-          </m:e>
-        </m:d>
-        <m:r>
-          <w:rPr>
-            <w:rFonts w:ascii="Cambria Math" w:eastAsiaTheme="minorEastAsia" w:hAnsi="Cambria Math"/>
-          </w:rPr>
-          <m:t>=mα</m:t>
-        </m:r>
-      </m:oMath>
-      <w:r>
-        <w:rPr>
-          <w:rFonts w:eastAsiaTheme="minorEastAsia"/>
-        </w:rPr>
-        <w:t>, then:</w:t>
+        <w:t xml:space="preserve"> then:</w:t>
       </w:r>
     </w:p>
     <w:p>
@@ -4609,13 +4657,7 @@
                     <w:rPr>
                       <w:rFonts w:ascii="Cambria Math" w:eastAsia="Cambria Math" w:hAnsi="Cambria Math"/>
                     </w:rPr>
-                    <m:t>d</m:t>
-                  </m:r>
-                  <m:r>
-                    <w:rPr>
-                      <w:rFonts w:ascii="Cambria Math" w:eastAsia="Cambria Math" w:hAnsi="Cambria Math"/>
-                    </w:rPr>
-                    <m:t>α</m:t>
+                    <m:t>dα</m:t>
                   </m:r>
                 </m:den>
               </m:f>
@@ -4826,13 +4868,7 @@
                     <w:rPr>
                       <w:rFonts w:ascii="Cambria Math" w:eastAsia="Cambria Math" w:hAnsi="Cambria Math"/>
                     </w:rPr>
-                    <m:t>d</m:t>
-                  </m:r>
-                  <m:r>
-                    <w:rPr>
-                      <w:rFonts w:ascii="Cambria Math" w:eastAsia="Cambria Math" w:hAnsi="Cambria Math"/>
-                    </w:rPr>
-                    <m:t>α</m:t>
+                    <m:t>dα</m:t>
                   </m:r>
                 </m:den>
               </m:f>
@@ -5100,13 +5136,7 @@
                     <w:rPr>
                       <w:rFonts w:ascii="Cambria Math" w:eastAsia="Cambria Math" w:hAnsi="Cambria Math"/>
                     </w:rPr>
-                    <m:t>d</m:t>
-                  </m:r>
-                  <m:r>
-                    <w:rPr>
-                      <w:rFonts w:ascii="Cambria Math" w:eastAsia="Cambria Math" w:hAnsi="Cambria Math"/>
-                    </w:rPr>
-                    <m:t>α</m:t>
+                    <m:t>dα</m:t>
                   </m:r>
                 </m:den>
               </m:f>
@@ -5748,43 +5778,7 @@
         <w:rPr>
           <w:rFonts w:eastAsiaTheme="minorEastAsia"/>
         </w:rPr>
-        <w:t xml:space="preserve"> &lt; 0, then </w:t>
-      </w:r>
-      <w:r>
-        <w:rPr>
-          <w:rFonts w:eastAsiaTheme="minorEastAsia"/>
-        </w:rPr>
-        <w:t xml:space="preserve">positive outliers tend to </w:t>
-      </w:r>
-      <w:r>
-        <w:rPr>
-          <w:rFonts w:eastAsiaTheme="minorEastAsia"/>
-        </w:rPr>
-        <w:t>shrink</w:t>
-      </w:r>
-      <w:r>
-        <w:rPr>
-          <w:rFonts w:eastAsiaTheme="minorEastAsia"/>
-        </w:rPr>
-        <w:t xml:space="preserve">, while negative outliers </w:t>
-      </w:r>
-      <w:r>
-        <w:rPr>
-          <w:rFonts w:eastAsiaTheme="minorEastAsia"/>
-        </w:rPr>
-        <w:t>grow</w:t>
-      </w:r>
-      <w:r>
-        <w:rPr>
-          <w:rFonts w:eastAsiaTheme="minorEastAsia"/>
-        </w:rPr>
-        <w:t>.</w:t>
-      </w:r>
-      <w:r>
-        <w:rPr>
-          <w:rFonts w:eastAsiaTheme="minorEastAsia"/>
-        </w:rPr>
-        <w:t xml:space="preserve"> This goes against the gradient of the loss function.</w:t>
+        <w:t xml:space="preserve"> &lt; 0, then positive outliers tend to shrink, while negative outliers grow. This goes against the gradient of the loss function.</w:t>
       </w:r>
     </w:p>
     <w:p>
@@ -6347,13 +6341,7 @@
                     <w:rPr>
                       <w:rFonts w:ascii="Cambria Math" w:hAnsi="Cambria Math"/>
                     </w:rPr>
-                    <m:t>d</m:t>
-                  </m:r>
-                  <m:r>
-                    <w:rPr>
-                      <w:rFonts w:ascii="Cambria Math" w:hAnsi="Cambria Math"/>
-                    </w:rPr>
-                    <m:t>α</m:t>
+                    <m:t>dα</m:t>
                   </m:r>
                 </m:den>
               </m:f>
@@ -6762,6 +6750,12 @@
           <w:rFonts w:eastAsiaTheme="minorEastAsia"/>
         </w:rPr>
         <w:t xml:space="preserve">In a Poisson process, </w:t>
+      </w:r>
+      <w:r>
+        <w:rPr>
+          <w:rFonts w:eastAsiaTheme="minorEastAsia"/>
+        </w:rPr>
+        <w:t xml:space="preserve">if </w:t>
       </w:r>
       <m:oMath>
         <m:acc>
@@ -6888,58 +6882,7 @@
         <w:rPr>
           <w:rFonts w:eastAsiaTheme="minorEastAsia"/>
         </w:rPr>
-        <w:t xml:space="preserve">. Approximating using Taylor expansion around </w:t>
-      </w:r>
-      <m:oMath>
-        <m:acc>
-          <m:accPr>
-            <m:chr m:val="̅"/>
-            <m:ctrlPr>
-              <w:rPr>
-                <w:rFonts w:ascii="Cambria Math" w:eastAsia="Cambria Math" w:hAnsi="Cambria Math" w:cs="Cambria Math"/>
-                <w:i/>
-              </w:rPr>
-            </m:ctrlPr>
-          </m:accPr>
-          <m:e>
-            <m:r>
-              <w:rPr>
-                <w:rFonts w:ascii="Cambria Math" w:eastAsia="Cambria Math" w:hAnsi="Cambria Math" w:cs="Cambria Math"/>
-              </w:rPr>
-              <m:t>v</m:t>
-            </m:r>
-          </m:e>
-        </m:acc>
-        <m:d>
-          <m:dPr>
-            <m:ctrlPr>
-              <w:rPr>
-                <w:rFonts w:ascii="Cambria Math" w:eastAsia="Cambria Math" w:hAnsi="Cambria Math" w:cs="Cambria Math"/>
-                <w:i/>
-              </w:rPr>
-            </m:ctrlPr>
-          </m:dPr>
-          <m:e>
-            <m:r>
-              <w:rPr>
-                <w:rFonts w:ascii="Cambria Math" w:eastAsia="Cambria Math" w:hAnsi="Cambria Math" w:cs="Cambria Math"/>
-              </w:rPr>
-              <m:t>α</m:t>
-            </m:r>
-          </m:e>
-        </m:d>
-      </m:oMath>
-      <w:r>
-        <w:rPr>
-          <w:rFonts w:eastAsiaTheme="minorEastAsia"/>
-        </w:rPr>
-        <w:t xml:space="preserve"> </w:t>
-      </w:r>
-      <w:r>
-        <w:rPr>
-          <w:rFonts w:eastAsiaTheme="minorEastAsia"/>
-        </w:rPr>
-        <w:t xml:space="preserve">under the CLT scaling for large </w:t>
+        <w:t xml:space="preserve">. Approximating using the CLT scaling for large </w:t>
       </w:r>
       <m:oMath>
         <m:r>
@@ -7549,13 +7492,7 @@
                 <w:rPr>
                   <w:rFonts w:ascii="Cambria Math" w:eastAsia="Cambria Math" w:hAnsi="Cambria Math"/>
                 </w:rPr>
-                <m:t>d</m:t>
-              </m:r>
-              <m:r>
-                <w:rPr>
-                  <w:rFonts w:ascii="Cambria Math" w:eastAsia="Cambria Math" w:hAnsi="Cambria Math"/>
-                </w:rPr>
-                <m:t>α</m:t>
+                <m:t>dα</m:t>
               </m:r>
             </m:den>
           </m:f>
@@ -7624,13 +7561,7 @@
                 <w:rPr>
                   <w:rFonts w:ascii="Cambria Math" w:eastAsia="Cambria Math" w:hAnsi="Cambria Math"/>
                 </w:rPr>
-                <m:t>d</m:t>
-              </m:r>
-              <m:r>
-                <w:rPr>
-                  <w:rFonts w:ascii="Cambria Math" w:eastAsia="Cambria Math" w:hAnsi="Cambria Math"/>
-                </w:rPr>
-                <m:t>α</m:t>
+                <m:t>dα</m:t>
               </m:r>
             </m:den>
           </m:f>
@@ -7662,13 +7593,7 @@
                 <w:rPr>
                   <w:rFonts w:ascii="Cambria Math" w:eastAsia="Cambria Math" w:hAnsi="Cambria Math"/>
                 </w:rPr>
-                <m:t>d</m:t>
-              </m:r>
-              <m:r>
-                <w:rPr>
-                  <w:rFonts w:ascii="Cambria Math" w:eastAsia="Cambria Math" w:hAnsi="Cambria Math"/>
-                </w:rPr>
-                <m:t>α</m:t>
+                <m:t>dα</m:t>
               </m:r>
             </m:den>
           </m:f>
@@ -7832,13 +7757,7 @@
                 <w:rPr>
                   <w:rFonts w:ascii="Cambria Math" w:eastAsia="Cambria Math" w:hAnsi="Cambria Math"/>
                 </w:rPr>
-                <m:t>d</m:t>
-              </m:r>
-              <m:r>
-                <w:rPr>
-                  <w:rFonts w:ascii="Cambria Math" w:eastAsia="Cambria Math" w:hAnsi="Cambria Math"/>
-                </w:rPr>
-                <m:t>α</m:t>
+                <m:t>dα</m:t>
               </m:r>
             </m:den>
           </m:f>
@@ -7990,13 +7909,7 @@
                 <w:rPr>
                   <w:rFonts w:ascii="Cambria Math" w:eastAsia="Cambria Math" w:hAnsi="Cambria Math"/>
                 </w:rPr>
-                <m:t>d</m:t>
-              </m:r>
-              <m:r>
-                <w:rPr>
-                  <w:rFonts w:ascii="Cambria Math" w:eastAsia="Cambria Math" w:hAnsi="Cambria Math"/>
-                </w:rPr>
-                <m:t>α</m:t>
+                <m:t>dα</m:t>
               </m:r>
             </m:den>
           </m:f>
@@ -8097,13 +8010,7 @@
                 <w:rPr>
                   <w:rFonts w:ascii="Cambria Math" w:eastAsia="Cambria Math" w:hAnsi="Cambria Math"/>
                 </w:rPr>
-                <m:t>d</m:t>
-              </m:r>
-              <m:r>
-                <w:rPr>
-                  <w:rFonts w:ascii="Cambria Math" w:eastAsia="Cambria Math" w:hAnsi="Cambria Math"/>
-                </w:rPr>
-                <m:t>α</m:t>
+                <m:t>dα</m:t>
               </m:r>
             </m:den>
           </m:f>
@@ -8493,13 +8400,7 @@
             <w:rPr>
               <w:rFonts w:ascii="Cambria Math" w:eastAsia="Cambria Math" w:hAnsi="Cambria Math" w:cs="Cambria Math"/>
             </w:rPr>
-            <m:t>=</m:t>
-          </m:r>
-          <m:r>
-            <w:rPr>
-              <w:rFonts w:ascii="Cambria Math" w:eastAsia="Cambria Math" w:hAnsi="Cambria Math" w:cs="Cambria Math"/>
-            </w:rPr>
-            <m:t>Cov</m:t>
+            <m:t>=Cov</m:t>
           </m:r>
           <m:d>
             <m:dPr>
@@ -8642,13 +8543,7 @@
             <w:rPr>
               <w:rFonts w:ascii="Cambria Math" w:eastAsia="Cambria Math" w:hAnsi="Cambria Math" w:cs="Cambria Math"/>
             </w:rPr>
-            <m:t>=</m:t>
-          </m:r>
-          <m:r>
-            <w:rPr>
-              <w:rFonts w:ascii="Cambria Math" w:eastAsia="Cambria Math" w:hAnsi="Cambria Math" w:cs="Cambria Math"/>
-            </w:rPr>
-            <m:t>Cov</m:t>
+            <m:t>=Cov</m:t>
           </m:r>
           <m:d>
             <m:dPr>
@@ -8891,13 +8786,7 @@
                     <w:rPr>
                       <w:rFonts w:ascii="Cambria Math" w:eastAsia="Cambria Math" w:hAnsi="Cambria Math"/>
                     </w:rPr>
-                    <m:t>d</m:t>
-                  </m:r>
-                  <m:r>
-                    <w:rPr>
-                      <w:rFonts w:ascii="Cambria Math" w:eastAsia="Cambria Math" w:hAnsi="Cambria Math"/>
-                    </w:rPr>
-                    <m:t>α</m:t>
+                    <m:t>dα</m:t>
                   </m:r>
                 </m:den>
               </m:f>
@@ -9043,13 +8932,7 @@
                 <w:rPr>
                   <w:rFonts w:ascii="Cambria Math" w:eastAsia="Cambria Math" w:hAnsi="Cambria Math"/>
                 </w:rPr>
-                <m:t>d</m:t>
-              </m:r>
-              <m:r>
-                <w:rPr>
-                  <w:rFonts w:ascii="Cambria Math" w:eastAsia="Cambria Math" w:hAnsi="Cambria Math"/>
-                </w:rPr>
-                <m:t>α</m:t>
+                <m:t>dα</m:t>
               </m:r>
             </m:den>
           </m:f>
@@ -9057,13 +8940,7 @@
             <w:rPr>
               <w:rFonts w:ascii="Cambria Math" w:eastAsiaTheme="minorEastAsia" w:hAnsi="Cambria Math"/>
             </w:rPr>
-            <m:t>∙</m:t>
-          </m:r>
-          <m:r>
-            <w:rPr>
-              <w:rFonts w:ascii="Cambria Math" w:eastAsiaTheme="minorEastAsia" w:hAnsi="Cambria Math"/>
-            </w:rPr>
-            <m:t>Var</m:t>
+            <m:t>∙Var</m:t>
           </m:r>
           <m:d>
             <m:dPr>
@@ -9211,13 +9088,7 @@
                 <w:rPr>
                   <w:rFonts w:ascii="Cambria Math" w:eastAsia="Cambria Math" w:hAnsi="Cambria Math"/>
                 </w:rPr>
-                <m:t>d</m:t>
-              </m:r>
-              <m:r>
-                <w:rPr>
-                  <w:rFonts w:ascii="Cambria Math" w:eastAsia="Cambria Math" w:hAnsi="Cambria Math"/>
-                </w:rPr>
-                <m:t>α</m:t>
+                <m:t>dα</m:t>
               </m:r>
             </m:den>
           </m:f>
@@ -10415,13 +10286,7 @@
             <w:rPr>
               <w:rFonts w:ascii="Cambria Math" w:eastAsia="Cambria Math" w:hAnsi="Cambria Math"/>
             </w:rPr>
-            <m:t>=</m:t>
-          </m:r>
-          <m:r>
-            <w:rPr>
-              <w:rFonts w:ascii="Cambria Math" w:eastAsia="Cambria Math" w:hAnsi="Cambria Math"/>
-            </w:rPr>
-            <m:t>-</m:t>
+            <m:t>=-</m:t>
           </m:r>
           <m:sSub>
             <m:sSubPr>
@@ -10598,13 +10463,7 @@
             <w:rPr>
               <w:rFonts w:ascii="Cambria Math" w:eastAsia="Cambria Math" w:hAnsi="Cambria Math"/>
             </w:rPr>
-            <m:t>=-</m:t>
-          </m:r>
-          <m:r>
-            <w:rPr>
-              <w:rFonts w:ascii="Cambria Math" w:eastAsia="Cambria Math" w:hAnsi="Cambria Math"/>
-            </w:rPr>
-            <m:t>2</m:t>
+            <m:t>=-2</m:t>
           </m:r>
           <m:sSub>
             <m:sSubPr>
@@ -10998,13 +10857,7 @@
             <w:rPr>
               <w:rFonts w:ascii="Cambria Math" w:eastAsia="Cambria Math" w:hAnsi="Cambria Math"/>
             </w:rPr>
-            <m:t>=</m:t>
-          </m:r>
-          <m:r>
-            <w:rPr>
-              <w:rFonts w:ascii="Cambria Math" w:eastAsia="Cambria Math" w:hAnsi="Cambria Math"/>
-            </w:rPr>
-            <m:t>2</m:t>
+            <m:t>=2</m:t>
           </m:r>
           <m:sSup>
             <m:sSupPr>
@@ -11341,13 +11194,7 @@
             <w:rPr>
               <w:rFonts w:ascii="Cambria Math" w:eastAsia="Cambria Math" w:hAnsi="Cambria Math"/>
             </w:rPr>
-            <m:t>=2</m:t>
-          </m:r>
-          <m:r>
-            <w:rPr>
-              <w:rFonts w:ascii="Cambria Math" w:eastAsia="Cambria Math" w:hAnsi="Cambria Math"/>
-            </w:rPr>
-            <m:t>m</m:t>
+            <m:t>=2m</m:t>
           </m:r>
           <m:d>
             <m:dPr>
@@ -12871,6 +12718,7 @@
   <w:style w:type="character" w:default="1" w:styleId="DefaultParagraphFont">
     <w:name w:val="Default Paragraph Font"/>
     <w:uiPriority w:val="1"/>
+    <w:semiHidden/>
     <w:unhideWhenUsed/>
   </w:style>
   <w:style w:type="table" w:default="1" w:styleId="TableNormal">

--- a/Loss Function Derivative.docx
+++ b/Loss Function Derivative.docx
@@ -1765,7 +1765,25 @@
         <w:rPr>
           <w:lang w:val="en-US"/>
         </w:rPr>
-        <w:t xml:space="preserve"> of the sample population</w:t>
+        <w:t xml:space="preserve"> of the sample </w:t>
+      </w:r>
+      <w:r>
+        <w:rPr>
+          <w:lang w:val="en-US"/>
+        </w:rPr>
+        <w:t xml:space="preserve">of the </w:t>
+      </w:r>
+      <w:r>
+        <w:rPr>
+          <w:lang w:val="en-US"/>
+        </w:rPr>
+        <w:t>population</w:t>
+      </w:r>
+      <w:r>
+        <w:rPr>
+          <w:lang w:val="en-US"/>
+        </w:rPr>
+        <w:t xml:space="preserve"> distribution</w:t>
       </w:r>
       <w:r>
         <w:rPr>
@@ -4344,7 +4362,27 @@
         <w:rPr>
           <w:rFonts w:eastAsiaTheme="minorEastAsia"/>
         </w:rPr>
-        <w:t xml:space="preserve"> then:</w:t>
+        <w:t xml:space="preserve"> then</w:t>
+      </w:r>
+      <w:r>
+        <w:rPr>
+          <w:rFonts w:eastAsiaTheme="minorEastAsia"/>
+        </w:rPr>
+        <w:t xml:space="preserve"> the deterministic functions can cancel in </w:t>
+      </w:r>
+      <m:oMath>
+        <m:r>
+          <w:rPr>
+            <w:rFonts w:ascii="Cambria Math" w:eastAsiaTheme="minorEastAsia" w:hAnsi="Cambria Math"/>
+          </w:rPr>
+          <m:t>Cov</m:t>
+        </m:r>
+      </m:oMath>
+      <w:r>
+        <w:rPr>
+          <w:rFonts w:eastAsiaTheme="minorEastAsia"/>
+        </w:rPr>
+        <w:t>:</w:t>
       </w:r>
     </w:p>
     <w:p>
@@ -4750,6 +4788,268 @@
             </w:rPr>
             <m:t>=</m:t>
           </m:r>
+          <m:limLow>
+            <m:limLowPr>
+              <m:ctrlPr>
+                <w:rPr>
+                  <w:rFonts w:ascii="Cambria Math" w:eastAsiaTheme="minorEastAsia" w:hAnsi="Cambria Math"/>
+                  <w:i/>
+                </w:rPr>
+              </m:ctrlPr>
+            </m:limLowPr>
+            <m:e>
+              <m:groupChr>
+                <m:groupChrPr>
+                  <m:ctrlPr>
+                    <w:rPr>
+                      <w:rFonts w:ascii="Cambria Math" w:eastAsiaTheme="minorEastAsia" w:hAnsi="Cambria Math"/>
+                      <w:i/>
+                    </w:rPr>
+                  </m:ctrlPr>
+                </m:groupChrPr>
+                <m:e>
+                  <m:r>
+                    <w:rPr>
+                      <w:rFonts w:ascii="Cambria Math" w:eastAsia="Cambria Math" w:hAnsi="Cambria Math" w:cs="Cambria Math"/>
+                    </w:rPr>
+                    <m:t>Cov</m:t>
+                  </m:r>
+                  <m:d>
+                    <m:dPr>
+                      <m:ctrlPr>
+                        <w:rPr>
+                          <w:rFonts w:ascii="Cambria Math" w:eastAsia="Cambria Math" w:hAnsi="Cambria Math" w:cs="Cambria Math"/>
+                          <w:i/>
+                        </w:rPr>
+                      </m:ctrlPr>
+                    </m:dPr>
+                    <m:e>
+                      <m:acc>
+                        <m:accPr>
+                          <m:chr m:val="̅"/>
+                          <m:ctrlPr>
+                            <w:rPr>
+                              <w:rFonts w:ascii="Cambria Math" w:eastAsia="Cambria Math" w:hAnsi="Cambria Math" w:cs="Cambria Math"/>
+                              <w:i/>
+                            </w:rPr>
+                          </m:ctrlPr>
+                        </m:accPr>
+                        <m:e>
+                          <m:r>
+                            <w:rPr>
+                              <w:rFonts w:ascii="Cambria Math" w:eastAsia="Cambria Math" w:hAnsi="Cambria Math" w:cs="Cambria Math"/>
+                            </w:rPr>
+                            <m:t>v</m:t>
+                          </m:r>
+                        </m:e>
+                      </m:acc>
+                      <m:d>
+                        <m:dPr>
+                          <m:ctrlPr>
+                            <w:rPr>
+                              <w:rFonts w:ascii="Cambria Math" w:eastAsia="Cambria Math" w:hAnsi="Cambria Math" w:cs="Cambria Math"/>
+                              <w:i/>
+                            </w:rPr>
+                          </m:ctrlPr>
+                        </m:dPr>
+                        <m:e>
+                          <m:r>
+                            <w:rPr>
+                              <w:rFonts w:ascii="Cambria Math" w:eastAsia="Cambria Math" w:hAnsi="Cambria Math" w:cs="Cambria Math"/>
+                            </w:rPr>
+                            <m:t>α</m:t>
+                          </m:r>
+                        </m:e>
+                      </m:d>
+                      <m:r>
+                        <w:rPr>
+                          <w:rFonts w:ascii="Cambria Math" w:eastAsia="Cambria Math" w:hAnsi="Cambria Math"/>
+                        </w:rPr>
+                        <m:t>,</m:t>
+                      </m:r>
+                      <m:f>
+                        <m:fPr>
+                          <m:ctrlPr>
+                            <w:rPr>
+                              <w:rFonts w:ascii="Cambria Math" w:eastAsia="Cambria Math" w:hAnsi="Cambria Math"/>
+                              <w:i/>
+                            </w:rPr>
+                          </m:ctrlPr>
+                        </m:fPr>
+                        <m:num>
+                          <m:r>
+                            <w:rPr>
+                              <w:rFonts w:ascii="Cambria Math" w:eastAsia="Cambria Math" w:hAnsi="Cambria Math"/>
+                            </w:rPr>
+                            <m:t>d</m:t>
+                          </m:r>
+                          <m:acc>
+                            <m:accPr>
+                              <m:chr m:val="̅"/>
+                              <m:ctrlPr>
+                                <w:rPr>
+                                  <w:rFonts w:ascii="Cambria Math" w:eastAsia="Cambria Math" w:hAnsi="Cambria Math" w:cs="Cambria Math"/>
+                                  <w:i/>
+                                </w:rPr>
+                              </m:ctrlPr>
+                            </m:accPr>
+                            <m:e>
+                              <m:r>
+                                <w:rPr>
+                                  <w:rFonts w:ascii="Cambria Math" w:eastAsia="Cambria Math" w:hAnsi="Cambria Math" w:cs="Cambria Math"/>
+                                </w:rPr>
+                                <m:t>v</m:t>
+                              </m:r>
+                            </m:e>
+                          </m:acc>
+                          <m:d>
+                            <m:dPr>
+                              <m:ctrlPr>
+                                <w:rPr>
+                                  <w:rFonts w:ascii="Cambria Math" w:eastAsia="Cambria Math" w:hAnsi="Cambria Math" w:cs="Cambria Math"/>
+                                  <w:i/>
+                                </w:rPr>
+                              </m:ctrlPr>
+                            </m:dPr>
+                            <m:e>
+                              <m:r>
+                                <w:rPr>
+                                  <w:rFonts w:ascii="Cambria Math" w:eastAsia="Cambria Math" w:hAnsi="Cambria Math" w:cs="Cambria Math"/>
+                                </w:rPr>
+                                <m:t>α</m:t>
+                              </m:r>
+                            </m:e>
+                          </m:d>
+                        </m:num>
+                        <m:den>
+                          <m:r>
+                            <w:rPr>
+                              <w:rFonts w:ascii="Cambria Math" w:eastAsia="Cambria Math" w:hAnsi="Cambria Math"/>
+                            </w:rPr>
+                            <m:t>dα</m:t>
+                          </m:r>
+                        </m:den>
+                      </m:f>
+                    </m:e>
+                  </m:d>
+                </m:e>
+              </m:groupChr>
+            </m:e>
+            <m:lim>
+              <m:r>
+                <w:rPr>
+                  <w:rFonts w:ascii="Cambria Math" w:eastAsiaTheme="minorEastAsia" w:hAnsi="Cambria Math"/>
+                </w:rPr>
+                <m:t xml:space="preserve">b.c.  </m:t>
+              </m:r>
+              <m:acc>
+                <m:accPr>
+                  <m:chr m:val="̅"/>
+                  <m:ctrlPr>
+                    <w:rPr>
+                      <w:rFonts w:ascii="Cambria Math" w:eastAsia="Cambria Math" w:hAnsi="Cambria Math" w:cs="Cambria Math"/>
+                      <w:i/>
+                    </w:rPr>
+                  </m:ctrlPr>
+                </m:accPr>
+                <m:e>
+                  <m:r>
+                    <w:rPr>
+                      <w:rFonts w:ascii="Cambria Math" w:eastAsia="Cambria Math" w:hAnsi="Cambria Math" w:cs="Cambria Math"/>
+                    </w:rPr>
+                    <m:t>v</m:t>
+                  </m:r>
+                </m:e>
+              </m:acc>
+              <m:d>
+                <m:dPr>
+                  <m:ctrlPr>
+                    <w:rPr>
+                      <w:rFonts w:ascii="Cambria Math" w:eastAsia="Cambria Math" w:hAnsi="Cambria Math" w:cs="Cambria Math"/>
+                      <w:i/>
+                    </w:rPr>
+                  </m:ctrlPr>
+                </m:dPr>
+                <m:e>
+                  <m:r>
+                    <w:rPr>
+                      <w:rFonts w:ascii="Cambria Math" w:eastAsia="Cambria Math" w:hAnsi="Cambria Math" w:cs="Cambria Math"/>
+                    </w:rPr>
+                    <m:t>α</m:t>
+                  </m:r>
+                </m:e>
+              </m:d>
+              <m:r>
+                <w:rPr>
+                  <w:rFonts w:ascii="Cambria Math" w:eastAsia="Cambria Math" w:hAnsi="Cambria Math" w:cs="Cambria Math"/>
+                </w:rPr>
+                <m:t>-E</m:t>
+              </m:r>
+              <m:d>
+                <m:dPr>
+                  <m:begChr m:val="["/>
+                  <m:endChr m:val="]"/>
+                  <m:ctrlPr>
+                    <w:rPr>
+                      <w:rFonts w:ascii="Cambria Math" w:eastAsia="Cambria Math" w:hAnsi="Cambria Math" w:cs="Cambria Math"/>
+                      <w:i/>
+                    </w:rPr>
+                  </m:ctrlPr>
+                </m:dPr>
+                <m:e>
+                  <m:acc>
+                    <m:accPr>
+                      <m:chr m:val="̅"/>
+                      <m:ctrlPr>
+                        <w:rPr>
+                          <w:rFonts w:ascii="Cambria Math" w:eastAsia="Cambria Math" w:hAnsi="Cambria Math" w:cs="Cambria Math"/>
+                          <w:i/>
+                        </w:rPr>
+                      </m:ctrlPr>
+                    </m:accPr>
+                    <m:e>
+                      <m:r>
+                        <w:rPr>
+                          <w:rFonts w:ascii="Cambria Math" w:eastAsia="Cambria Math" w:hAnsi="Cambria Math" w:cs="Cambria Math"/>
+                        </w:rPr>
+                        <m:t>v</m:t>
+                      </m:r>
+                    </m:e>
+                  </m:acc>
+                  <m:d>
+                    <m:dPr>
+                      <m:ctrlPr>
+                        <w:rPr>
+                          <w:rFonts w:ascii="Cambria Math" w:eastAsia="Cambria Math" w:hAnsi="Cambria Math" w:cs="Cambria Math"/>
+                          <w:i/>
+                        </w:rPr>
+                      </m:ctrlPr>
+                    </m:dPr>
+                    <m:e>
+                      <m:r>
+                        <w:rPr>
+                          <w:rFonts w:ascii="Cambria Math" w:eastAsia="Cambria Math" w:hAnsi="Cambria Math" w:cs="Cambria Math"/>
+                        </w:rPr>
+                        <m:t>α</m:t>
+                      </m:r>
+                    </m:e>
+                  </m:d>
+                </m:e>
+              </m:d>
+              <m:r>
+                <w:rPr>
+                  <w:rFonts w:ascii="Cambria Math" w:eastAsiaTheme="minorEastAsia" w:hAnsi="Cambria Math"/>
+                </w:rPr>
+                <m:t>=0</m:t>
+              </m:r>
+            </m:lim>
+          </m:limLow>
+          <m:r>
+            <w:rPr>
+              <w:rFonts w:ascii="Cambria Math" w:eastAsiaTheme="minorEastAsia" w:hAnsi="Cambria Math"/>
+            </w:rPr>
+            <m:t>+</m:t>
+          </m:r>
           <m:r>
             <w:rPr>
               <w:rFonts w:ascii="Cambria Math" w:eastAsia="Cambria Math" w:hAnsi="Cambria Math" w:cs="Cambria Math"/>
@@ -4813,42 +5113,43 @@
                 <m:fPr>
                   <m:ctrlPr>
                     <w:rPr>
-                      <w:rFonts w:ascii="Cambria Math" w:eastAsia="Cambria Math" w:hAnsi="Cambria Math"/>
+                      <w:rFonts w:ascii="Cambria Math" w:eastAsiaTheme="minorEastAsia" w:hAnsi="Cambria Math"/>
                       <w:i/>
                     </w:rPr>
                   </m:ctrlPr>
                 </m:fPr>
                 <m:num>
-                  <m:r>
-                    <w:rPr>
-                      <w:rFonts w:ascii="Cambria Math" w:eastAsia="Cambria Math" w:hAnsi="Cambria Math"/>
-                    </w:rPr>
-                    <m:t>d</m:t>
-                  </m:r>
-                  <m:acc>
-                    <m:accPr>
-                      <m:chr m:val="̅"/>
+                  <m:sSub>
+                    <m:sSubPr>
                       <m:ctrlPr>
                         <w:rPr>
-                          <w:rFonts w:ascii="Cambria Math" w:eastAsia="Cambria Math" w:hAnsi="Cambria Math" w:cs="Cambria Math"/>
+                          <w:rFonts w:ascii="Cambria Math" w:eastAsia="Cambria Math" w:hAnsi="Cambria Math"/>
                           <w:i/>
                         </w:rPr>
                       </m:ctrlPr>
-                    </m:accPr>
+                    </m:sSubPr>
                     <m:e>
                       <m:r>
                         <w:rPr>
-                          <w:rFonts w:ascii="Cambria Math" w:eastAsia="Cambria Math" w:hAnsi="Cambria Math" w:cs="Cambria Math"/>
-                        </w:rPr>
-                        <m:t>v</m:t>
+                          <w:rFonts w:ascii="Cambria Math" w:eastAsia="Cambria Math" w:hAnsi="Cambria Math"/>
+                        </w:rPr>
+                        <m:t>dϵ</m:t>
                       </m:r>
                     </m:e>
-                  </m:acc>
+                    <m:sub>
+                      <m:r>
+                        <w:rPr>
+                          <w:rFonts w:ascii="Cambria Math" w:eastAsia="Cambria Math" w:hAnsi="Cambria Math"/>
+                        </w:rPr>
+                        <m:t>j</m:t>
+                      </m:r>
+                    </m:sub>
+                  </m:sSub>
                   <m:d>
                     <m:dPr>
                       <m:ctrlPr>
                         <w:rPr>
-                          <w:rFonts w:ascii="Cambria Math" w:eastAsia="Cambria Math" w:hAnsi="Cambria Math" w:cs="Cambria Math"/>
+                          <w:rFonts w:ascii="Cambria Math" w:eastAsia="Cambria Math" w:hAnsi="Cambria Math"/>
                           <w:i/>
                         </w:rPr>
                       </m:ctrlPr>
@@ -4856,7 +5157,7 @@
                     <m:e>
                       <m:r>
                         <w:rPr>
-                          <w:rFonts w:ascii="Cambria Math" w:eastAsia="Cambria Math" w:hAnsi="Cambria Math" w:cs="Cambria Math"/>
+                          <w:rFonts w:ascii="Cambria Math" w:eastAsia="Cambria Math" w:hAnsi="Cambria Math"/>
                         </w:rPr>
                         <m:t>α</m:t>
                       </m:r>
@@ -4866,7 +5167,7 @@
                 <m:den>
                   <m:r>
                     <w:rPr>
-                      <w:rFonts w:ascii="Cambria Math" w:eastAsia="Cambria Math" w:hAnsi="Cambria Math"/>
+                      <w:rFonts w:ascii="Cambria Math" w:eastAsiaTheme="minorEastAsia" w:hAnsi="Cambria Math"/>
                     </w:rPr>
                     <m:t>dα</m:t>
                   </m:r>
@@ -4896,137 +5197,6 @@
               </m:ctrlPr>
             </m:dPr>
             <m:e>
-              <m:acc>
-                <m:accPr>
-                  <m:chr m:val="̅"/>
-                  <m:ctrlPr>
-                    <w:rPr>
-                      <w:rFonts w:ascii="Cambria Math" w:eastAsia="Cambria Math" w:hAnsi="Cambria Math" w:cs="Cambria Math"/>
-                      <w:i/>
-                    </w:rPr>
-                  </m:ctrlPr>
-                </m:accPr>
-                <m:e>
-                  <m:r>
-                    <w:rPr>
-                      <w:rFonts w:ascii="Cambria Math" w:eastAsia="Cambria Math" w:hAnsi="Cambria Math" w:cs="Cambria Math"/>
-                    </w:rPr>
-                    <m:t>v</m:t>
-                  </m:r>
-                </m:e>
-              </m:acc>
-              <m:d>
-                <m:dPr>
-                  <m:ctrlPr>
-                    <w:rPr>
-                      <w:rFonts w:ascii="Cambria Math" w:eastAsia="Cambria Math" w:hAnsi="Cambria Math" w:cs="Cambria Math"/>
-                      <w:i/>
-                    </w:rPr>
-                  </m:ctrlPr>
-                </m:dPr>
-                <m:e>
-                  <m:r>
-                    <w:rPr>
-                      <w:rFonts w:ascii="Cambria Math" w:eastAsia="Cambria Math" w:hAnsi="Cambria Math" w:cs="Cambria Math"/>
-                    </w:rPr>
-                    <m:t>α</m:t>
-                  </m:r>
-                </m:e>
-              </m:d>
-              <m:r>
-                <w:rPr>
-                  <w:rFonts w:ascii="Cambria Math" w:eastAsia="Cambria Math" w:hAnsi="Cambria Math"/>
-                </w:rPr>
-                <m:t>,</m:t>
-              </m:r>
-              <m:f>
-                <m:fPr>
-                  <m:ctrlPr>
-                    <w:rPr>
-                      <w:rFonts w:ascii="Cambria Math" w:eastAsiaTheme="minorEastAsia" w:hAnsi="Cambria Math"/>
-                      <w:i/>
-                    </w:rPr>
-                  </m:ctrlPr>
-                </m:fPr>
-                <m:num>
-                  <m:sSub>
-                    <m:sSubPr>
-                      <m:ctrlPr>
-                        <w:rPr>
-                          <w:rFonts w:ascii="Cambria Math" w:eastAsia="Cambria Math" w:hAnsi="Cambria Math"/>
-                          <w:i/>
-                        </w:rPr>
-                      </m:ctrlPr>
-                    </m:sSubPr>
-                    <m:e>
-                      <m:r>
-                        <w:rPr>
-                          <w:rFonts w:ascii="Cambria Math" w:eastAsia="Cambria Math" w:hAnsi="Cambria Math"/>
-                        </w:rPr>
-                        <m:t>dϵ</m:t>
-                      </m:r>
-                    </m:e>
-                    <m:sub>
-                      <m:r>
-                        <w:rPr>
-                          <w:rFonts w:ascii="Cambria Math" w:eastAsia="Cambria Math" w:hAnsi="Cambria Math"/>
-                        </w:rPr>
-                        <m:t>j</m:t>
-                      </m:r>
-                    </m:sub>
-                  </m:sSub>
-                  <m:d>
-                    <m:dPr>
-                      <m:ctrlPr>
-                        <w:rPr>
-                          <w:rFonts w:ascii="Cambria Math" w:eastAsia="Cambria Math" w:hAnsi="Cambria Math"/>
-                          <w:i/>
-                        </w:rPr>
-                      </m:ctrlPr>
-                    </m:dPr>
-                    <m:e>
-                      <m:r>
-                        <w:rPr>
-                          <w:rFonts w:ascii="Cambria Math" w:eastAsia="Cambria Math" w:hAnsi="Cambria Math"/>
-                        </w:rPr>
-                        <m:t>α</m:t>
-                      </m:r>
-                    </m:e>
-                  </m:d>
-                </m:num>
-                <m:den>
-                  <m:r>
-                    <w:rPr>
-                      <w:rFonts w:ascii="Cambria Math" w:eastAsiaTheme="minorEastAsia" w:hAnsi="Cambria Math"/>
-                    </w:rPr>
-                    <m:t>dα</m:t>
-                  </m:r>
-                </m:den>
-              </m:f>
-            </m:e>
-          </m:d>
-          <m:r>
-            <w:rPr>
-              <w:rFonts w:ascii="Cambria Math" w:eastAsiaTheme="minorEastAsia" w:hAnsi="Cambria Math"/>
-            </w:rPr>
-            <m:t>+</m:t>
-          </m:r>
-          <m:r>
-            <w:rPr>
-              <w:rFonts w:ascii="Cambria Math" w:eastAsia="Cambria Math" w:hAnsi="Cambria Math" w:cs="Cambria Math"/>
-            </w:rPr>
-            <m:t>Cov</m:t>
-          </m:r>
-          <m:d>
-            <m:dPr>
-              <m:ctrlPr>
-                <w:rPr>
-                  <w:rFonts w:ascii="Cambria Math" w:eastAsia="Cambria Math" w:hAnsi="Cambria Math" w:cs="Cambria Math"/>
-                  <w:i/>
-                </w:rPr>
-              </m:ctrlPr>
-            </m:dPr>
-            <m:e>
               <m:sSub>
                 <m:sSubPr>
                   <m:ctrlPr>
@@ -5419,6 +5589,134 @@
           </m:d>
         </m:oMath>
       </m:oMathPara>
+    </w:p>
+    <w:p>
+      <w:pPr>
+        <w:rPr>
+          <w:rFonts w:eastAsiaTheme="minorEastAsia"/>
+        </w:rPr>
+      </w:pPr>
+      <w:r>
+        <w:rPr>
+          <w:rFonts w:eastAsiaTheme="minorEastAsia"/>
+        </w:rPr>
+        <w:t xml:space="preserve">This is a second-order descriptor of how the distribution changes with changing </w:t>
+      </w:r>
+      <m:oMath>
+        <m:r>
+          <w:rPr>
+            <w:rFonts w:ascii="Cambria Math" w:eastAsiaTheme="minorEastAsia" w:hAnsi="Cambria Math"/>
+          </w:rPr>
+          <m:t>α</m:t>
+        </m:r>
+      </m:oMath>
+      <w:r>
+        <w:rPr>
+          <w:rFonts w:eastAsiaTheme="minorEastAsia"/>
+        </w:rPr>
+        <w:t xml:space="preserve">. </w:t>
+      </w:r>
+      <w:r>
+        <w:rPr>
+          <w:rFonts w:eastAsiaTheme="minorEastAsia"/>
+        </w:rPr>
+        <w:t>Sampling is memoryless</w:t>
+      </w:r>
+      <w:r>
+        <w:rPr>
+          <w:rFonts w:eastAsiaTheme="minorEastAsia"/>
+        </w:rPr>
+        <w:t xml:space="preserve">, but the shape of the overall population distribution changes with changing </w:t>
+      </w:r>
+      <w:r>
+        <w:rPr>
+          <w:rFonts w:eastAsiaTheme="minorEastAsia"/>
+        </w:rPr>
+        <w:t xml:space="preserve">at each </w:t>
+      </w:r>
+      <m:oMath>
+        <m:r>
+          <w:rPr>
+            <w:rFonts w:ascii="Cambria Math" w:eastAsiaTheme="minorEastAsia" w:hAnsi="Cambria Math"/>
+          </w:rPr>
+          <m:t>α</m:t>
+        </m:r>
+      </m:oMath>
+      <w:r>
+        <w:rPr>
+          <w:rFonts w:eastAsiaTheme="minorEastAsia"/>
+        </w:rPr>
+        <w:t xml:space="preserve">. This can capture </w:t>
+      </w:r>
+      <w:r>
+        <w:rPr>
+          <w:rFonts w:eastAsiaTheme="minorEastAsia"/>
+        </w:rPr>
+        <w:t>the change in th</w:t>
+      </w:r>
+      <w:r>
+        <w:rPr>
+          <w:rFonts w:eastAsiaTheme="minorEastAsia"/>
+        </w:rPr>
+        <w:t xml:space="preserve">e </w:t>
+      </w:r>
+      <w:r>
+        <w:rPr>
+          <w:rFonts w:eastAsiaTheme="minorEastAsia"/>
+        </w:rPr>
+        <w:t xml:space="preserve">mean </w:t>
+      </w:r>
+      <m:oMath>
+        <m:acc>
+          <m:accPr>
+            <m:chr m:val="̅"/>
+            <m:ctrlPr>
+              <w:rPr>
+                <w:rFonts w:ascii="Cambria Math" w:eastAsia="Cambria Math" w:hAnsi="Cambria Math" w:cs="Cambria Math"/>
+                <w:i/>
+              </w:rPr>
+            </m:ctrlPr>
+          </m:accPr>
+          <m:e>
+            <m:r>
+              <w:rPr>
+                <w:rFonts w:ascii="Cambria Math" w:eastAsia="Cambria Math" w:hAnsi="Cambria Math" w:cs="Cambria Math"/>
+              </w:rPr>
+              <m:t>v</m:t>
+            </m:r>
+          </m:e>
+        </m:acc>
+        <m:d>
+          <m:dPr>
+            <m:ctrlPr>
+              <w:rPr>
+                <w:rFonts w:ascii="Cambria Math" w:eastAsia="Cambria Math" w:hAnsi="Cambria Math" w:cs="Cambria Math"/>
+                <w:i/>
+              </w:rPr>
+            </m:ctrlPr>
+          </m:dPr>
+          <m:e>
+            <m:r>
+              <w:rPr>
+                <w:rFonts w:ascii="Cambria Math" w:eastAsia="Cambria Math" w:hAnsi="Cambria Math" w:cs="Cambria Math"/>
+              </w:rPr>
+              <m:t>α</m:t>
+            </m:r>
+          </m:e>
+        </m:d>
+      </m:oMath>
+      <w:r>
+        <w:rPr>
+          <w:rFonts w:eastAsiaTheme="minorEastAsia"/>
+        </w:rPr>
+        <w:t xml:space="preserve"> a</w:t>
+      </w:r>
+      <w:r>
+        <w:rPr>
+          <w:rFonts w:eastAsiaTheme="minorEastAsia"/>
+        </w:rPr>
+        <w:t>nd the variability itself.</w:t>
+      </w:r>
     </w:p>
     <w:p>
       <w:pPr>
@@ -5683,38 +5981,14 @@
         </w:rPr>
         <w:t xml:space="preserve">If </w:t>
       </w:r>
-      <w:proofErr w:type="spellStart"/>
-      <w:r>
-        <w:rPr>
-          <w:rFonts w:eastAsiaTheme="minorEastAsia"/>
-        </w:rPr>
-        <w:t>Cov</w:t>
-      </w:r>
-      <w:proofErr w:type="spellEnd"/>
-      <w:r>
-        <w:rPr>
-          <w:rFonts w:eastAsiaTheme="minorEastAsia"/>
-        </w:rPr>
-        <w:t xml:space="preserve"> </w:t>
-      </w:r>
-      <w:r>
-        <w:rPr>
-          <w:rFonts w:eastAsiaTheme="minorEastAsia"/>
-        </w:rPr>
-        <w:t>&gt;</w:t>
-      </w:r>
-      <w:r>
-        <w:rPr>
-          <w:rFonts w:eastAsiaTheme="minorEastAsia"/>
-        </w:rPr>
-        <w:t xml:space="preserve"> </w:t>
-      </w:r>
-      <w:r>
-        <w:rPr>
-          <w:rFonts w:eastAsiaTheme="minorEastAsia"/>
-        </w:rPr>
-        <w:t>0</w:t>
-      </w:r>
+      <m:oMath>
+        <m:r>
+          <w:rPr>
+            <w:rFonts w:ascii="Cambria Math" w:eastAsiaTheme="minorEastAsia" w:hAnsi="Cambria Math"/>
+          </w:rPr>
+          <m:t>Cov &gt; 0</m:t>
+        </m:r>
+      </m:oMath>
       <w:r>
         <w:rPr>
           <w:rFonts w:eastAsiaTheme="minorEastAsia"/>
@@ -5766,19 +6040,19 @@
         </w:rPr>
         <w:t xml:space="preserve">If </w:t>
       </w:r>
-      <w:proofErr w:type="spellStart"/>
+      <m:oMath>
+        <m:r>
+          <w:rPr>
+            <w:rFonts w:ascii="Cambria Math" w:eastAsiaTheme="minorEastAsia" w:hAnsi="Cambria Math"/>
+          </w:rPr>
+          <m:t>Cov &lt; 0</m:t>
+        </m:r>
+      </m:oMath>
       <w:r>
         <w:rPr>
           <w:rFonts w:eastAsiaTheme="minorEastAsia"/>
         </w:rPr>
-        <w:t>Cov</w:t>
-      </w:r>
-      <w:proofErr w:type="spellEnd"/>
-      <w:r>
-        <w:rPr>
-          <w:rFonts w:eastAsiaTheme="minorEastAsia"/>
-        </w:rPr>
-        <w:t xml:space="preserve"> &lt; 0, then positive outliers tend to shrink, while negative outliers grow. This goes against the gradient of the loss function.</w:t>
+        <w:t>, then positive outliers tend to shrink, while negative outliers grow. This goes against the gradient of the loss function.</w:t>
       </w:r>
     </w:p>
     <w:p>
@@ -6515,69 +6789,11 @@
                   </m:r>
                 </m:sub>
               </m:sSub>
-              <m:f>
-                <m:fPr>
-                  <m:ctrlPr>
-                    <w:rPr>
-                      <w:rFonts w:ascii="Cambria Math" w:eastAsiaTheme="minorEastAsia" w:hAnsi="Cambria Math"/>
-                      <w:i/>
-                    </w:rPr>
-                  </m:ctrlPr>
-                </m:fPr>
-                <m:num>
-                  <m:r>
-                    <w:rPr>
-                      <w:rFonts w:ascii="Cambria Math" w:hAnsi="Cambria Math"/>
-                    </w:rPr>
-                    <m:t>d</m:t>
-                  </m:r>
-                  <m:sSub>
-                    <m:sSubPr>
-                      <m:ctrlPr>
-                        <w:rPr>
-                          <w:rFonts w:ascii="Cambria Math" w:eastAsiaTheme="minorEastAsia" w:hAnsi="Cambria Math"/>
-                          <w:i/>
-                        </w:rPr>
-                      </m:ctrlPr>
-                    </m:sSubPr>
-                    <m:e>
-                      <m:r>
-                        <w:rPr>
-                          <w:rFonts w:ascii="Cambria Math" w:eastAsiaTheme="minorEastAsia" w:hAnsi="Cambria Math"/>
-                        </w:rPr>
-                        <m:t>δ</m:t>
-                      </m:r>
-                    </m:e>
-                    <m:sub>
-                      <m:r>
-                        <w:rPr>
-                          <w:rFonts w:ascii="Cambria Math" w:eastAsiaTheme="minorEastAsia" w:hAnsi="Cambria Math"/>
-                        </w:rPr>
-                        <m:t>n</m:t>
-                      </m:r>
-                    </m:sub>
-                  </m:sSub>
-                </m:num>
-                <m:den>
-                  <m:r>
-                    <w:rPr>
-                      <w:rFonts w:ascii="Cambria Math" w:hAnsi="Cambria Math"/>
-                    </w:rPr>
-                    <m:t>dα</m:t>
-                  </m:r>
-                </m:den>
-              </m:f>
-              <m:r>
-                <w:rPr>
-                  <w:rFonts w:ascii="Cambria Math" w:eastAsiaTheme="minorEastAsia" w:hAnsi="Cambria Math"/>
-                </w:rPr>
-                <m:t>+</m:t>
-              </m:r>
               <m:d>
                 <m:dPr>
                   <m:ctrlPr>
                     <w:rPr>
-                      <w:rFonts w:ascii="Cambria Math" w:eastAsia="Cambria Math" w:hAnsi="Cambria Math"/>
+                      <w:rFonts w:ascii="Cambria Math" w:eastAsiaTheme="minorEastAsia" w:hAnsi="Cambria Math"/>
                       <w:i/>
                     </w:rPr>
                   </m:ctrlPr>
@@ -6622,6 +6838,171 @@
                   </m:d>
                   <m:r>
                     <w:rPr>
+                      <w:rFonts w:ascii="Cambria Math" w:eastAsiaTheme="minorEastAsia" w:hAnsi="Cambria Math"/>
+                    </w:rPr>
+                    <m:t>+</m:t>
+                  </m:r>
+                  <m:f>
+                    <m:fPr>
+                      <m:ctrlPr>
+                        <w:rPr>
+                          <w:rFonts w:ascii="Cambria Math" w:eastAsiaTheme="minorEastAsia" w:hAnsi="Cambria Math"/>
+                          <w:i/>
+                        </w:rPr>
+                      </m:ctrlPr>
+                    </m:fPr>
+                    <m:num>
+                      <m:r>
+                        <w:rPr>
+                          <w:rFonts w:ascii="Cambria Math" w:hAnsi="Cambria Math"/>
+                        </w:rPr>
+                        <m:t>d</m:t>
+                      </m:r>
+                      <m:sSub>
+                        <m:sSubPr>
+                          <m:ctrlPr>
+                            <w:rPr>
+                              <w:rFonts w:ascii="Cambria Math" w:eastAsiaTheme="minorEastAsia" w:hAnsi="Cambria Math"/>
+                              <w:i/>
+                            </w:rPr>
+                          </m:ctrlPr>
+                        </m:sSubPr>
+                        <m:e>
+                          <m:r>
+                            <w:rPr>
+                              <w:rFonts w:ascii="Cambria Math" w:eastAsiaTheme="minorEastAsia" w:hAnsi="Cambria Math"/>
+                            </w:rPr>
+                            <m:t>δ</m:t>
+                          </m:r>
+                        </m:e>
+                        <m:sub>
+                          <m:r>
+                            <w:rPr>
+                              <w:rFonts w:ascii="Cambria Math" w:eastAsiaTheme="minorEastAsia" w:hAnsi="Cambria Math"/>
+                            </w:rPr>
+                            <m:t>n</m:t>
+                          </m:r>
+                        </m:sub>
+                      </m:sSub>
+                    </m:num>
+                    <m:den>
+                      <m:r>
+                        <w:rPr>
+                          <w:rFonts w:ascii="Cambria Math" w:hAnsi="Cambria Math"/>
+                        </w:rPr>
+                        <m:t>dα</m:t>
+                      </m:r>
+                    </m:den>
+                  </m:f>
+                </m:e>
+              </m:d>
+              <m:r>
+                <w:rPr>
+                  <w:rFonts w:ascii="Cambria Math" w:eastAsiaTheme="minorEastAsia" w:hAnsi="Cambria Math"/>
+                </w:rPr>
+                <m:t>+</m:t>
+              </m:r>
+              <m:f>
+                <m:fPr>
+                  <m:ctrlPr>
+                    <w:rPr>
+                      <w:rFonts w:ascii="Cambria Math" w:eastAsiaTheme="minorEastAsia" w:hAnsi="Cambria Math"/>
+                      <w:i/>
+                    </w:rPr>
+                  </m:ctrlPr>
+                </m:fPr>
+                <m:num>
+                  <m:r>
+                    <w:rPr>
+                      <w:rFonts w:ascii="Cambria Math" w:hAnsi="Cambria Math"/>
+                    </w:rPr>
+                    <m:t>d</m:t>
+                  </m:r>
+                  <m:sSub>
+                    <m:sSubPr>
+                      <m:ctrlPr>
+                        <w:rPr>
+                          <w:rFonts w:ascii="Cambria Math" w:eastAsiaTheme="minorEastAsia" w:hAnsi="Cambria Math"/>
+                          <w:i/>
+                        </w:rPr>
+                      </m:ctrlPr>
+                    </m:sSubPr>
+                    <m:e>
+                      <m:r>
+                        <w:rPr>
+                          <w:rFonts w:ascii="Cambria Math" w:eastAsiaTheme="minorEastAsia" w:hAnsi="Cambria Math"/>
+                        </w:rPr>
+                        <m:t>δ</m:t>
+                      </m:r>
+                    </m:e>
+                    <m:sub>
+                      <m:r>
+                        <w:rPr>
+                          <w:rFonts w:ascii="Cambria Math" w:eastAsiaTheme="minorEastAsia" w:hAnsi="Cambria Math"/>
+                        </w:rPr>
+                        <m:t>n</m:t>
+                      </m:r>
+                    </m:sub>
+                  </m:sSub>
+                </m:num>
+                <m:den>
+                  <m:r>
+                    <w:rPr>
+                      <w:rFonts w:ascii="Cambria Math" w:hAnsi="Cambria Math"/>
+                    </w:rPr>
+                    <m:t>dα</m:t>
+                  </m:r>
+                </m:den>
+              </m:f>
+              <m:d>
+                <m:dPr>
+                  <m:ctrlPr>
+                    <w:rPr>
+                      <w:rFonts w:ascii="Cambria Math" w:eastAsia="Cambria Math" w:hAnsi="Cambria Math"/>
+                      <w:i/>
+                    </w:rPr>
+                  </m:ctrlPr>
+                </m:dPr>
+                <m:e>
+                  <m:acc>
+                    <m:accPr>
+                      <m:chr m:val="̅"/>
+                      <m:ctrlPr>
+                        <w:rPr>
+                          <w:rFonts w:ascii="Cambria Math" w:eastAsia="Cambria Math" w:hAnsi="Cambria Math" w:cs="Cambria Math"/>
+                          <w:i/>
+                        </w:rPr>
+                      </m:ctrlPr>
+                    </m:accPr>
+                    <m:e>
+                      <m:r>
+                        <w:rPr>
+                          <w:rFonts w:ascii="Cambria Math" w:eastAsia="Cambria Math" w:hAnsi="Cambria Math" w:cs="Cambria Math"/>
+                        </w:rPr>
+                        <m:t>v</m:t>
+                      </m:r>
+                    </m:e>
+                  </m:acc>
+                  <m:d>
+                    <m:dPr>
+                      <m:ctrlPr>
+                        <w:rPr>
+                          <w:rFonts w:ascii="Cambria Math" w:eastAsia="Cambria Math" w:hAnsi="Cambria Math" w:cs="Cambria Math"/>
+                          <w:i/>
+                        </w:rPr>
+                      </m:ctrlPr>
+                    </m:dPr>
+                    <m:e>
+                      <m:r>
+                        <w:rPr>
+                          <w:rFonts w:ascii="Cambria Math" w:eastAsia="Cambria Math" w:hAnsi="Cambria Math" w:cs="Cambria Math"/>
+                        </w:rPr>
+                        <m:t>α</m:t>
+                      </m:r>
+                    </m:e>
+                  </m:d>
+                  <m:r>
+                    <w:rPr>
                       <w:rFonts w:ascii="Cambria Math" w:eastAsia="Cambria Math" w:hAnsi="Cambria Math" w:cs="Cambria Math"/>
                     </w:rPr>
                     <m:t>-</m:t>
@@ -6653,75 +7034,10 @@
                   </m:sSub>
                 </m:e>
               </m:d>
-              <m:f>
-                <m:fPr>
-                  <m:ctrlPr>
-                    <w:rPr>
-                      <w:rFonts w:ascii="Cambria Math" w:eastAsiaTheme="minorEastAsia" w:hAnsi="Cambria Math"/>
-                      <w:i/>
-                    </w:rPr>
-                  </m:ctrlPr>
-                </m:fPr>
-                <m:num>
-                  <m:r>
-                    <w:rPr>
-                      <w:rFonts w:ascii="Cambria Math" w:hAnsi="Cambria Math"/>
-                    </w:rPr>
-                    <m:t>d</m:t>
-                  </m:r>
-                  <m:sSub>
-                    <m:sSubPr>
-                      <m:ctrlPr>
-                        <w:rPr>
-                          <w:rFonts w:ascii="Cambria Math" w:eastAsiaTheme="minorEastAsia" w:hAnsi="Cambria Math"/>
-                          <w:i/>
-                        </w:rPr>
-                      </m:ctrlPr>
-                    </m:sSubPr>
-                    <m:e>
-                      <m:r>
-                        <w:rPr>
-                          <w:rFonts w:ascii="Cambria Math" w:eastAsiaTheme="minorEastAsia" w:hAnsi="Cambria Math"/>
-                        </w:rPr>
-                        <m:t>δ</m:t>
-                      </m:r>
-                    </m:e>
-                    <m:sub>
-                      <m:r>
-                        <w:rPr>
-                          <w:rFonts w:ascii="Cambria Math" w:eastAsiaTheme="minorEastAsia" w:hAnsi="Cambria Math"/>
-                        </w:rPr>
-                        <m:t>n</m:t>
-                      </m:r>
-                    </m:sub>
-                  </m:sSub>
-                </m:num>
-                <m:den>
-                  <m:r>
-                    <w:rPr>
-                      <w:rFonts w:ascii="Cambria Math" w:hAnsi="Cambria Math"/>
-                    </w:rPr>
-                    <m:t>dα</m:t>
-                  </m:r>
-                </m:den>
-              </m:f>
             </m:e>
           </m:d>
         </m:oMath>
       </m:oMathPara>
-    </w:p>
-    <w:p>
-      <w:pPr>
-        <w:rPr>
-          <w:rFonts w:eastAsiaTheme="minorEastAsia"/>
-        </w:rPr>
-      </w:pPr>
-      <w:r>
-        <w:rPr>
-          <w:rFonts w:eastAsiaTheme="minorEastAsia"/>
-        </w:rPr>
-        <w:br w:type="page"/>
-      </w:r>
     </w:p>
     <w:p>
       <w:pPr>
@@ -7086,54 +7402,6 @@
           <m:r>
             <w:rPr>
               <w:rFonts w:ascii="Cambria Math" w:eastAsiaTheme="minorEastAsia" w:hAnsi="Cambria Math"/>
-            </w:rPr>
-            <m:t>=</m:t>
-          </m:r>
-          <m:sSub>
-            <m:sSubPr>
-              <m:ctrlPr>
-                <w:rPr>
-                  <w:rFonts w:ascii="Cambria Math" w:eastAsia="Cambria Math" w:hAnsi="Cambria Math"/>
-                </w:rPr>
-              </m:ctrlPr>
-            </m:sSubPr>
-            <m:e>
-              <m:r>
-                <w:rPr>
-                  <w:rFonts w:ascii="Cambria Math" w:eastAsia="Cambria Math" w:hAnsi="Cambria Math"/>
-                </w:rPr>
-                <m:t>v</m:t>
-              </m:r>
-            </m:e>
-            <m:sub>
-              <m:r>
-                <w:rPr>
-                  <w:rFonts w:ascii="Cambria Math" w:eastAsia="Cambria Math" w:hAnsi="Cambria Math"/>
-                </w:rPr>
-                <m:t>j</m:t>
-              </m:r>
-            </m:sub>
-          </m:sSub>
-          <m:d>
-            <m:dPr>
-              <m:ctrlPr>
-                <w:rPr>
-                  <w:rFonts w:ascii="Cambria Math" w:eastAsia="Cambria Math" w:hAnsi="Cambria Math"/>
-                </w:rPr>
-              </m:ctrlPr>
-            </m:dPr>
-            <m:e>
-              <m:r>
-                <w:rPr>
-                  <w:rFonts w:ascii="Cambria Math" w:eastAsia="Cambria Math" w:hAnsi="Cambria Math"/>
-                </w:rPr>
-                <m:t>α</m:t>
-              </m:r>
-            </m:e>
-          </m:d>
-          <m:r>
-            <w:rPr>
-              <w:rFonts w:ascii="Cambria Math" w:eastAsia="Cambria Math" w:hAnsi="Cambria Math"/>
             </w:rPr>
             <m:t>=</m:t>
           </m:r>
@@ -11823,32 +12091,12 @@
                   </m:ctrlPr>
                 </m:fPr>
                 <m:num>
-                  <m:sSub>
-                    <m:sSubPr>
-                      <m:ctrlPr>
-                        <w:rPr>
-                          <w:rFonts w:ascii="Cambria Math" w:eastAsiaTheme="minorEastAsia" w:hAnsi="Cambria Math"/>
-                          <w:i/>
-                        </w:rPr>
-                      </m:ctrlPr>
-                    </m:sSubPr>
-                    <m:e>
-                      <m:r>
-                        <w:rPr>
-                          <w:rFonts w:ascii="Cambria Math" w:eastAsiaTheme="minorEastAsia" w:hAnsi="Cambria Math"/>
-                        </w:rPr>
-                        <m:t>δ</m:t>
-                      </m:r>
-                    </m:e>
-                    <m:sub>
-                      <m:r>
-                        <w:rPr>
-                          <w:rFonts w:ascii="Cambria Math" w:eastAsiaTheme="minorEastAsia" w:hAnsi="Cambria Math"/>
-                        </w:rPr>
-                        <m:t>n</m:t>
-                      </m:r>
-                    </m:sub>
-                  </m:sSub>
+                  <m:r>
+                    <w:rPr>
+                      <w:rFonts w:ascii="Cambria Math" w:eastAsiaTheme="minorEastAsia" w:hAnsi="Cambria Math"/>
+                    </w:rPr>
+                    <m:t>1</m:t>
+                  </m:r>
                 </m:num>
                 <m:den>
                   <m:r>
@@ -11859,6 +12107,38 @@
                   </m:r>
                 </m:den>
               </m:f>
+              <m:r>
+                <w:rPr>
+                  <w:rFonts w:ascii="Cambria Math" w:eastAsiaTheme="minorEastAsia" w:hAnsi="Cambria Math"/>
+                </w:rPr>
+                <m:t>∙</m:t>
+              </m:r>
+              <m:sSub>
+                <m:sSubPr>
+                  <m:ctrlPr>
+                    <w:rPr>
+                      <w:rFonts w:ascii="Cambria Math" w:eastAsiaTheme="minorEastAsia" w:hAnsi="Cambria Math"/>
+                      <w:i/>
+                    </w:rPr>
+                  </m:ctrlPr>
+                </m:sSubPr>
+                <m:e>
+                  <m:r>
+                    <w:rPr>
+                      <w:rFonts w:ascii="Cambria Math" w:eastAsiaTheme="minorEastAsia" w:hAnsi="Cambria Math"/>
+                    </w:rPr>
+                    <m:t>δ</m:t>
+                  </m:r>
+                </m:e>
+                <m:sub>
+                  <m:r>
+                    <w:rPr>
+                      <w:rFonts w:ascii="Cambria Math" w:eastAsiaTheme="minorEastAsia" w:hAnsi="Cambria Math"/>
+                    </w:rPr>
+                    <m:t>n</m:t>
+                  </m:r>
+                </m:sub>
+              </m:sSub>
               <m:d>
                 <m:dPr>
                   <m:ctrlPr>

--- a/Loss Function Derivative.docx
+++ b/Loss Function Derivative.docx
@@ -7189,13 +7189,6 @@
           <w:rFonts w:eastAsiaTheme="minorEastAsia"/>
           <w:lang w:val="en-US"/>
         </w:rPr>
-        <w:t xml:space="preserve"> can be factored out</w:t>
-      </w:r>
-      <w:r>
-        <w:rPr>
-          <w:rFonts w:eastAsiaTheme="minorEastAsia"/>
-          <w:lang w:val="en-US"/>
-        </w:rPr>
         <w:t>:</w:t>
       </w:r>
     </w:p>
@@ -7422,6 +7415,148 @@
                 </w:rPr>
                 <m:t>2</m:t>
               </m:r>
+              <m:ctrlPr>
+                <w:rPr>
+                  <w:rFonts w:ascii="Cambria Math" w:eastAsiaTheme="minorEastAsia" w:hAnsi="Cambria Math"/>
+                  <w:i/>
+                  <w:lang w:val="en-US"/>
+                </w:rPr>
+              </m:ctrlPr>
+            </m:num>
+            <m:den>
+              <m:r>
+                <w:rPr>
+                  <w:rFonts w:ascii="Cambria Math" w:eastAsiaTheme="minorEastAsia" w:hAnsi="Cambria Math"/>
+                  <w:lang w:val="en-US"/>
+                </w:rPr>
+                <m:t>n</m:t>
+              </m:r>
+              <m:ctrlPr>
+                <w:rPr>
+                  <w:rFonts w:ascii="Cambria Math" w:eastAsiaTheme="minorEastAsia" w:hAnsi="Cambria Math"/>
+                  <w:i/>
+                  <w:lang w:val="en-US"/>
+                </w:rPr>
+              </m:ctrlPr>
+            </m:den>
+          </m:f>
+          <m:d>
+            <m:dPr>
+              <m:begChr m:val="["/>
+              <m:endChr m:val="]"/>
+              <m:ctrlPr>
+                <w:rPr>
+                  <w:rFonts w:ascii="Cambria Math" w:eastAsiaTheme="minorEastAsia" w:hAnsi="Cambria Math"/>
+                  <w:i/>
+                  <w:lang w:val="en-US"/>
+                </w:rPr>
+              </m:ctrlPr>
+            </m:dPr>
+            <m:e>
+              <m:nary>
+                <m:naryPr>
+                  <m:chr m:val="∑"/>
+                  <m:ctrlPr>
+                    <w:rPr>
+                      <w:rFonts w:ascii="Cambria Math" w:eastAsiaTheme="minorEastAsia" w:hAnsi="Cambria Math"/>
+                      <w:lang w:val="en-US"/>
+                    </w:rPr>
+                  </m:ctrlPr>
+                </m:naryPr>
+                <m:sub>
+                  <m:r>
+                    <w:rPr>
+                      <w:rFonts w:ascii="Cambria Math" w:eastAsiaTheme="minorEastAsia" w:hAnsi="Cambria Math"/>
+                      <w:lang w:val="en-US"/>
+                    </w:rPr>
+                    <m:t>j=1</m:t>
+                  </m:r>
+                  <m:ctrlPr>
+                    <w:rPr>
+                      <w:rFonts w:ascii="Cambria Math" w:eastAsiaTheme="minorEastAsia" w:hAnsi="Cambria Math"/>
+                      <w:i/>
+                      <w:lang w:val="en-US"/>
+                    </w:rPr>
+                  </m:ctrlPr>
+                </m:sub>
+                <m:sup>
+                  <m:r>
+                    <w:rPr>
+                      <w:rFonts w:ascii="Cambria Math" w:eastAsiaTheme="minorEastAsia" w:hAnsi="Cambria Math"/>
+                      <w:lang w:val="en-US"/>
+                    </w:rPr>
+                    <m:t>n</m:t>
+                  </m:r>
+                  <m:ctrlPr>
+                    <w:rPr>
+                      <w:rFonts w:ascii="Cambria Math" w:eastAsiaTheme="minorEastAsia" w:hAnsi="Cambria Math"/>
+                      <w:i/>
+                      <w:lang w:val="en-US"/>
+                    </w:rPr>
+                  </m:ctrlPr>
+                </m:sup>
+                <m:e>
+                  <m:sSub>
+                    <m:sSubPr>
+                      <m:ctrlPr>
+                        <w:rPr>
+                          <w:rFonts w:ascii="Cambria Math" w:eastAsiaTheme="minorEastAsia" w:hAnsi="Cambria Math"/>
+                          <w:i/>
+                          <w:lang w:val="en-US"/>
+                        </w:rPr>
+                      </m:ctrlPr>
+                    </m:sSubPr>
+                    <m:e>
+                      <m:r>
+                        <w:rPr>
+                          <w:rFonts w:ascii="Cambria Math" w:eastAsiaTheme="minorEastAsia" w:hAnsi="Cambria Math"/>
+                          <w:lang w:val="en-US"/>
+                        </w:rPr>
+                        <m:t>v</m:t>
+                      </m:r>
+                    </m:e>
+                    <m:sub>
+                      <m:r>
+                        <w:rPr>
+                          <w:rFonts w:ascii="Cambria Math" w:eastAsiaTheme="minorEastAsia" w:hAnsi="Cambria Math"/>
+                          <w:lang w:val="en-US"/>
+                        </w:rPr>
+                        <m:t>j</m:t>
+                      </m:r>
+                    </m:sub>
+                  </m:sSub>
+                  <m:d>
+                    <m:dPr>
+                      <m:ctrlPr>
+                        <w:rPr>
+                          <w:rFonts w:ascii="Cambria Math" w:eastAsiaTheme="minorEastAsia" w:hAnsi="Cambria Math"/>
+                          <w:i/>
+                          <w:lang w:val="en-US"/>
+                        </w:rPr>
+                      </m:ctrlPr>
+                    </m:dPr>
+                    <m:e>
+                      <m:r>
+                        <m:rPr>
+                          <m:sty m:val="p"/>
+                        </m:rPr>
+                        <w:rPr>
+                          <w:rFonts w:ascii="Cambria Math" w:eastAsiaTheme="minorEastAsia" w:hAnsi="Cambria Math"/>
+                          <w:lang w:val="en-US"/>
+                        </w:rPr>
+                        <m:t>α</m:t>
+                      </m:r>
+                    </m:e>
+                  </m:d>
+                  <m:ctrlPr>
+                    <w:rPr>
+                      <w:rFonts w:ascii="Cambria Math" w:eastAsiaTheme="minorEastAsia" w:hAnsi="Cambria Math"/>
+                      <w:i/>
+                      <w:lang w:val="en-US"/>
+                    </w:rPr>
+                  </m:ctrlPr>
+                </m:e>
+              </m:nary>
               <m:sSup>
                 <m:sSupPr>
                   <m:ctrlPr>
@@ -7483,180 +7618,47 @@
                   </m:r>
                 </m:e>
               </m:d>
-              <m:ctrlPr>
-                <w:rPr>
-                  <w:rFonts w:ascii="Cambria Math" w:eastAsiaTheme="minorEastAsia" w:hAnsi="Cambria Math"/>
-                  <w:i/>
-                  <w:lang w:val="en-US"/>
-                </w:rPr>
-              </m:ctrlPr>
-            </m:num>
-            <m:den>
-              <m:r>
-                <w:rPr>
-                  <w:rFonts w:ascii="Cambria Math" w:eastAsiaTheme="minorEastAsia" w:hAnsi="Cambria Math"/>
-                  <w:lang w:val="en-US"/>
-                </w:rPr>
-                <m:t>n</m:t>
-              </m:r>
-              <m:ctrlPr>
-                <w:rPr>
-                  <w:rFonts w:ascii="Cambria Math" w:eastAsiaTheme="minorEastAsia" w:hAnsi="Cambria Math"/>
-                  <w:i/>
-                  <w:lang w:val="en-US"/>
-                </w:rPr>
-              </m:ctrlPr>
-            </m:den>
-          </m:f>
-          <m:d>
-            <m:dPr>
-              <m:begChr m:val="["/>
-              <m:endChr m:val="]"/>
-              <m:ctrlPr>
-                <w:rPr>
-                  <w:rFonts w:ascii="Cambria Math" w:eastAsiaTheme="minorEastAsia" w:hAnsi="Cambria Math"/>
-                  <w:i/>
-                  <w:lang w:val="en-US"/>
-                </w:rPr>
-              </m:ctrlPr>
-            </m:dPr>
-            <m:e>
-              <m:d>
-                <m:dPr>
+              <m:r>
+                <w:rPr>
+                  <w:rFonts w:ascii="Cambria Math" w:eastAsiaTheme="minorEastAsia" w:hAnsi="Cambria Math"/>
+                  <w:lang w:val="en-US"/>
+                </w:rPr>
+                <m:t>-</m:t>
+              </m:r>
+              <m:nary>
+                <m:naryPr>
+                  <m:chr m:val="∑"/>
                   <m:ctrlPr>
                     <w:rPr>
                       <w:rFonts w:ascii="Cambria Math" w:eastAsiaTheme="minorEastAsia" w:hAnsi="Cambria Math"/>
+                      <w:lang w:val="en-US"/>
+                    </w:rPr>
+                  </m:ctrlPr>
+                </m:naryPr>
+                <m:sub>
+                  <m:r>
+                    <w:rPr>
+                      <w:rFonts w:ascii="Cambria Math" w:eastAsiaTheme="minorEastAsia" w:hAnsi="Cambria Math"/>
+                      <w:lang w:val="en-US"/>
+                    </w:rPr>
+                    <m:t>j=1</m:t>
+                  </m:r>
+                  <m:ctrlPr>
+                    <w:rPr>
+                      <w:rFonts w:ascii="Cambria Math" w:eastAsiaTheme="minorEastAsia" w:hAnsi="Cambria Math"/>
                       <w:i/>
                       <w:lang w:val="en-US"/>
                     </w:rPr>
                   </m:ctrlPr>
-                </m:dPr>
-                <m:e>
-                  <m:nary>
-                    <m:naryPr>
-                      <m:chr m:val="∑"/>
-                      <m:ctrlPr>
-                        <w:rPr>
-                          <w:rFonts w:ascii="Cambria Math" w:eastAsiaTheme="minorEastAsia" w:hAnsi="Cambria Math"/>
-                          <w:lang w:val="en-US"/>
-                        </w:rPr>
-                      </m:ctrlPr>
-                    </m:naryPr>
-                    <m:sub>
-                      <m:r>
-                        <w:rPr>
-                          <w:rFonts w:ascii="Cambria Math" w:eastAsiaTheme="minorEastAsia" w:hAnsi="Cambria Math"/>
-                          <w:lang w:val="en-US"/>
-                        </w:rPr>
-                        <m:t>j=1</m:t>
-                      </m:r>
-                      <m:ctrlPr>
-                        <w:rPr>
-                          <w:rFonts w:ascii="Cambria Math" w:eastAsiaTheme="minorEastAsia" w:hAnsi="Cambria Math"/>
-                          <w:i/>
-                          <w:lang w:val="en-US"/>
-                        </w:rPr>
-                      </m:ctrlPr>
-                    </m:sub>
-                    <m:sup>
-                      <m:r>
-                        <w:rPr>
-                          <w:rFonts w:ascii="Cambria Math" w:eastAsiaTheme="minorEastAsia" w:hAnsi="Cambria Math"/>
-                          <w:lang w:val="en-US"/>
-                        </w:rPr>
-                        <m:t>n</m:t>
-                      </m:r>
-                      <m:ctrlPr>
-                        <w:rPr>
-                          <w:rFonts w:ascii="Cambria Math" w:eastAsiaTheme="minorEastAsia" w:hAnsi="Cambria Math"/>
-                          <w:i/>
-                          <w:lang w:val="en-US"/>
-                        </w:rPr>
-                      </m:ctrlPr>
-                    </m:sup>
-                    <m:e>
-                      <m:sSub>
-                        <m:sSubPr>
-                          <m:ctrlPr>
-                            <w:rPr>
-                              <w:rFonts w:ascii="Cambria Math" w:eastAsiaTheme="minorEastAsia" w:hAnsi="Cambria Math"/>
-                              <w:i/>
-                              <w:lang w:val="en-US"/>
-                            </w:rPr>
-                          </m:ctrlPr>
-                        </m:sSubPr>
-                        <m:e>
-                          <m:r>
-                            <w:rPr>
-                              <w:rFonts w:ascii="Cambria Math" w:eastAsiaTheme="minorEastAsia" w:hAnsi="Cambria Math"/>
-                              <w:lang w:val="en-US"/>
-                            </w:rPr>
-                            <m:t>v</m:t>
-                          </m:r>
-                        </m:e>
-                        <m:sub>
-                          <m:r>
-                            <w:rPr>
-                              <w:rFonts w:ascii="Cambria Math" w:eastAsiaTheme="minorEastAsia" w:hAnsi="Cambria Math"/>
-                              <w:lang w:val="en-US"/>
-                            </w:rPr>
-                            <m:t>j</m:t>
-                          </m:r>
-                        </m:sub>
-                      </m:sSub>
-                      <m:d>
-                        <m:dPr>
-                          <m:ctrlPr>
-                            <w:rPr>
-                              <w:rFonts w:ascii="Cambria Math" w:eastAsiaTheme="minorEastAsia" w:hAnsi="Cambria Math"/>
-                              <w:i/>
-                              <w:lang w:val="en-US"/>
-                            </w:rPr>
-                          </m:ctrlPr>
-                        </m:dPr>
-                        <m:e>
-                          <m:r>
-                            <m:rPr>
-                              <m:sty m:val="p"/>
-                            </m:rPr>
-                            <w:rPr>
-                              <w:rFonts w:ascii="Cambria Math" w:eastAsiaTheme="minorEastAsia" w:hAnsi="Cambria Math"/>
-                              <w:lang w:val="en-US"/>
-                            </w:rPr>
-                            <m:t>α</m:t>
-                          </m:r>
-                        </m:e>
-                      </m:d>
-                      <m:ctrlPr>
-                        <w:rPr>
-                          <w:rFonts w:ascii="Cambria Math" w:eastAsiaTheme="minorEastAsia" w:hAnsi="Cambria Math"/>
-                          <w:i/>
-                          <w:lang w:val="en-US"/>
-                        </w:rPr>
-                      </m:ctrlPr>
-                    </m:e>
-                  </m:nary>
-                </m:e>
-              </m:d>
-              <m:r>
-                <w:rPr>
-                  <w:rFonts w:ascii="Cambria Math" w:eastAsiaTheme="minorEastAsia" w:hAnsi="Cambria Math"/>
-                  <w:lang w:val="en-US"/>
-                </w:rPr>
-                <m:t>-n</m:t>
-              </m:r>
-              <m:r>
-                <m:rPr>
-                  <m:sty m:val="p"/>
-                </m:rPr>
-                <w:rPr>
-                  <w:rFonts w:ascii="Cambria Math" w:eastAsiaTheme="minorEastAsia" w:hAnsi="Cambria Math"/>
-                  <w:lang w:val="en-US"/>
-                </w:rPr>
-                <m:t>μ</m:t>
-              </m:r>
-              <m:d>
-                <m:dPr>
+                </m:sub>
+                <m:sup>
+                  <m:r>
+                    <w:rPr>
+                      <w:rFonts w:ascii="Cambria Math" w:eastAsiaTheme="minorEastAsia" w:hAnsi="Cambria Math"/>
+                      <w:lang w:val="en-US"/>
+                    </w:rPr>
+                    <m:t>n</m:t>
+                  </m:r>
                   <m:ctrlPr>
                     <w:rPr>
                       <w:rFonts w:ascii="Cambria Math" w:eastAsiaTheme="minorEastAsia" w:hAnsi="Cambria Math"/>
@@ -7664,7 +7666,7 @@
                       <w:lang w:val="en-US"/>
                     </w:rPr>
                   </m:ctrlPr>
-                </m:dPr>
+                </m:sup>
                 <m:e>
                   <m:r>
                     <m:rPr>
@@ -7674,10 +7676,101 @@
                       <w:rFonts w:ascii="Cambria Math" w:eastAsiaTheme="minorEastAsia" w:hAnsi="Cambria Math"/>
                       <w:lang w:val="en-US"/>
                     </w:rPr>
-                    <m:t>α</m:t>
+                    <m:t>μ</m:t>
                   </m:r>
+                  <m:d>
+                    <m:dPr>
+                      <m:ctrlPr>
+                        <w:rPr>
+                          <w:rFonts w:ascii="Cambria Math" w:eastAsiaTheme="minorEastAsia" w:hAnsi="Cambria Math"/>
+                          <w:i/>
+                          <w:lang w:val="en-US"/>
+                        </w:rPr>
+                      </m:ctrlPr>
+                    </m:dPr>
+                    <m:e>
+                      <m:r>
+                        <m:rPr>
+                          <m:sty m:val="p"/>
+                        </m:rPr>
+                        <w:rPr>
+                          <w:rFonts w:ascii="Cambria Math" w:eastAsiaTheme="minorEastAsia" w:hAnsi="Cambria Math"/>
+                          <w:lang w:val="en-US"/>
+                        </w:rPr>
+                        <m:t>α</m:t>
+                      </m:r>
+                    </m:e>
+                  </m:d>
+                  <m:sSup>
+                    <m:sSupPr>
+                      <m:ctrlPr>
+                        <w:rPr>
+                          <w:rFonts w:ascii="Cambria Math" w:eastAsiaTheme="minorEastAsia" w:hAnsi="Cambria Math"/>
+                          <w:i/>
+                          <w:lang w:val="en-US"/>
+                        </w:rPr>
+                      </m:ctrlPr>
+                    </m:sSupPr>
+                    <m:e>
+                      <m:r>
+                        <m:rPr>
+                          <m:sty m:val="p"/>
+                        </m:rPr>
+                        <w:rPr>
+                          <w:rFonts w:ascii="Cambria Math" w:eastAsiaTheme="minorEastAsia" w:hAnsi="Cambria Math"/>
+                          <w:lang w:val="en-US"/>
+                        </w:rPr>
+                        <m:t>μ</m:t>
+                      </m:r>
+                      <m:ctrlPr>
+                        <w:rPr>
+                          <w:rFonts w:ascii="Cambria Math" w:eastAsiaTheme="minorEastAsia" w:hAnsi="Cambria Math"/>
+                          <w:lang w:val="en-US"/>
+                        </w:rPr>
+                      </m:ctrlPr>
+                    </m:e>
+                    <m:sup>
+                      <m:r>
+                        <w:rPr>
+                          <w:rFonts w:ascii="Cambria Math" w:eastAsiaTheme="minorEastAsia" w:hAnsi="Cambria Math"/>
+                          <w:lang w:val="en-US"/>
+                        </w:rPr>
+                        <m:t>'</m:t>
+                      </m:r>
+                    </m:sup>
+                  </m:sSup>
+                  <m:d>
+                    <m:dPr>
+                      <m:ctrlPr>
+                        <w:rPr>
+                          <w:rFonts w:ascii="Cambria Math" w:eastAsiaTheme="minorEastAsia" w:hAnsi="Cambria Math"/>
+                          <w:i/>
+                          <w:lang w:val="en-US"/>
+                        </w:rPr>
+                      </m:ctrlPr>
+                    </m:dPr>
+                    <m:e>
+                      <m:r>
+                        <m:rPr>
+                          <m:sty m:val="p"/>
+                        </m:rPr>
+                        <w:rPr>
+                          <w:rFonts w:ascii="Cambria Math" w:eastAsiaTheme="minorEastAsia" w:hAnsi="Cambria Math"/>
+                          <w:lang w:val="en-US"/>
+                        </w:rPr>
+                        <m:t>α</m:t>
+                      </m:r>
+                    </m:e>
+                  </m:d>
+                  <m:ctrlPr>
+                    <w:rPr>
+                      <w:rFonts w:ascii="Cambria Math" w:eastAsiaTheme="minorEastAsia" w:hAnsi="Cambria Math"/>
+                      <w:i/>
+                      <w:lang w:val="en-US"/>
+                    </w:rPr>
+                  </m:ctrlPr>
                 </m:e>
-              </m:d>
+              </m:nary>
             </m:e>
           </m:d>
           <m:r>
@@ -8251,67 +8344,6 @@
                 </w:rPr>
                 <m:t>2</m:t>
               </m:r>
-              <m:sSup>
-                <m:sSupPr>
-                  <m:ctrlPr>
-                    <w:rPr>
-                      <w:rFonts w:ascii="Cambria Math" w:eastAsiaTheme="minorEastAsia" w:hAnsi="Cambria Math"/>
-                      <w:i/>
-                      <w:lang w:val="en-US"/>
-                    </w:rPr>
-                  </m:ctrlPr>
-                </m:sSupPr>
-                <m:e>
-                  <m:r>
-                    <m:rPr>
-                      <m:sty m:val="p"/>
-                    </m:rPr>
-                    <w:rPr>
-                      <w:rFonts w:ascii="Cambria Math" w:eastAsiaTheme="minorEastAsia" w:hAnsi="Cambria Math"/>
-                      <w:lang w:val="en-US"/>
-                    </w:rPr>
-                    <m:t>μ</m:t>
-                  </m:r>
-                  <m:ctrlPr>
-                    <w:rPr>
-                      <w:rFonts w:ascii="Cambria Math" w:eastAsiaTheme="minorEastAsia" w:hAnsi="Cambria Math"/>
-                      <w:lang w:val="en-US"/>
-                    </w:rPr>
-                  </m:ctrlPr>
-                </m:e>
-                <m:sup>
-                  <m:r>
-                    <w:rPr>
-                      <w:rFonts w:ascii="Cambria Math" w:eastAsiaTheme="minorEastAsia" w:hAnsi="Cambria Math"/>
-                      <w:lang w:val="en-US"/>
-                    </w:rPr>
-                    <m:t>'</m:t>
-                  </m:r>
-                </m:sup>
-              </m:sSup>
-              <m:d>
-                <m:dPr>
-                  <m:ctrlPr>
-                    <w:rPr>
-                      <w:rFonts w:ascii="Cambria Math" w:eastAsiaTheme="minorEastAsia" w:hAnsi="Cambria Math"/>
-                      <w:i/>
-                      <w:lang w:val="en-US"/>
-                    </w:rPr>
-                  </m:ctrlPr>
-                </m:dPr>
-                <m:e>
-                  <m:r>
-                    <m:rPr>
-                      <m:sty m:val="p"/>
-                    </m:rPr>
-                    <w:rPr>
-                      <w:rFonts w:ascii="Cambria Math" w:eastAsiaTheme="minorEastAsia" w:hAnsi="Cambria Math"/>
-                      <w:lang w:val="en-US"/>
-                    </w:rPr>
-                    <m:t>α</m:t>
-                  </m:r>
-                </m:e>
-              </m:d>
               <m:ctrlPr>
                 <w:rPr>
                   <w:rFonts w:ascii="Cambria Math" w:eastAsiaTheme="minorEastAsia" w:hAnsi="Cambria Math"/>
@@ -8412,6 +8444,67 @@
                           </m:r>
                         </m:e>
                       </m:d>
+                      <m:sSup>
+                        <m:sSupPr>
+                          <m:ctrlPr>
+                            <w:rPr>
+                              <w:rFonts w:ascii="Cambria Math" w:eastAsiaTheme="minorEastAsia" w:hAnsi="Cambria Math"/>
+                              <w:i/>
+                              <w:lang w:val="en-US"/>
+                            </w:rPr>
+                          </m:ctrlPr>
+                        </m:sSupPr>
+                        <m:e>
+                          <m:r>
+                            <m:rPr>
+                              <m:sty m:val="p"/>
+                            </m:rPr>
+                            <w:rPr>
+                              <w:rFonts w:ascii="Cambria Math" w:eastAsiaTheme="minorEastAsia" w:hAnsi="Cambria Math"/>
+                              <w:lang w:val="en-US"/>
+                            </w:rPr>
+                            <m:t>μ</m:t>
+                          </m:r>
+                          <m:ctrlPr>
+                            <w:rPr>
+                              <w:rFonts w:ascii="Cambria Math" w:eastAsiaTheme="minorEastAsia" w:hAnsi="Cambria Math"/>
+                              <w:lang w:val="en-US"/>
+                            </w:rPr>
+                          </m:ctrlPr>
+                        </m:e>
+                        <m:sup>
+                          <m:r>
+                            <w:rPr>
+                              <w:rFonts w:ascii="Cambria Math" w:eastAsiaTheme="minorEastAsia" w:hAnsi="Cambria Math"/>
+                              <w:lang w:val="en-US"/>
+                            </w:rPr>
+                            <m:t>'</m:t>
+                          </m:r>
+                        </m:sup>
+                      </m:sSup>
+                      <m:d>
+                        <m:dPr>
+                          <m:ctrlPr>
+                            <w:rPr>
+                              <w:rFonts w:ascii="Cambria Math" w:eastAsiaTheme="minorEastAsia" w:hAnsi="Cambria Math"/>
+                              <w:i/>
+                              <w:lang w:val="en-US"/>
+                            </w:rPr>
+                          </m:ctrlPr>
+                        </m:dPr>
+                        <m:e>
+                          <m:r>
+                            <m:rPr>
+                              <m:sty m:val="p"/>
+                            </m:rPr>
+                            <w:rPr>
+                              <w:rFonts w:ascii="Cambria Math" w:eastAsiaTheme="minorEastAsia" w:hAnsi="Cambria Math"/>
+                              <w:lang w:val="en-US"/>
+                            </w:rPr>
+                            <m:t>α</m:t>
+                          </m:r>
+                        </m:e>
+                      </m:d>
                       <m:r>
                         <w:rPr>
                           <w:rFonts w:ascii="Cambria Math" w:eastAsiaTheme="minorEastAsia" w:hAnsi="Cambria Math"/>
@@ -8429,6 +8522,67 @@
                         </w:rPr>
                         <m:t>μ</m:t>
                       </m:r>
+                      <m:d>
+                        <m:dPr>
+                          <m:ctrlPr>
+                            <w:rPr>
+                              <w:rFonts w:ascii="Cambria Math" w:eastAsiaTheme="minorEastAsia" w:hAnsi="Cambria Math"/>
+                              <w:i/>
+                              <w:lang w:val="en-US"/>
+                            </w:rPr>
+                          </m:ctrlPr>
+                        </m:dPr>
+                        <m:e>
+                          <m:r>
+                            <m:rPr>
+                              <m:sty m:val="p"/>
+                            </m:rPr>
+                            <w:rPr>
+                              <w:rFonts w:ascii="Cambria Math" w:eastAsiaTheme="minorEastAsia" w:hAnsi="Cambria Math"/>
+                              <w:lang w:val="en-US"/>
+                            </w:rPr>
+                            <m:t>α</m:t>
+                          </m:r>
+                        </m:e>
+                      </m:d>
+                      <m:sSup>
+                        <m:sSupPr>
+                          <m:ctrlPr>
+                            <w:rPr>
+                              <w:rFonts w:ascii="Cambria Math" w:eastAsiaTheme="minorEastAsia" w:hAnsi="Cambria Math"/>
+                              <w:i/>
+                              <w:lang w:val="en-US"/>
+                            </w:rPr>
+                          </m:ctrlPr>
+                        </m:sSupPr>
+                        <m:e>
+                          <m:r>
+                            <m:rPr>
+                              <m:sty m:val="p"/>
+                            </m:rPr>
+                            <w:rPr>
+                              <w:rFonts w:ascii="Cambria Math" w:eastAsiaTheme="minorEastAsia" w:hAnsi="Cambria Math"/>
+                              <w:lang w:val="en-US"/>
+                            </w:rPr>
+                            <m:t>μ</m:t>
+                          </m:r>
+                          <m:ctrlPr>
+                            <w:rPr>
+                              <w:rFonts w:ascii="Cambria Math" w:eastAsiaTheme="minorEastAsia" w:hAnsi="Cambria Math"/>
+                              <w:lang w:val="en-US"/>
+                            </w:rPr>
+                          </m:ctrlPr>
+                        </m:e>
+                        <m:sup>
+                          <m:r>
+                            <w:rPr>
+                              <w:rFonts w:ascii="Cambria Math" w:eastAsiaTheme="minorEastAsia" w:hAnsi="Cambria Math"/>
+                              <w:lang w:val="en-US"/>
+                            </w:rPr>
+                            <m:t>'</m:t>
+                          </m:r>
+                        </m:sup>
+                      </m:sSup>
                       <m:d>
                         <m:dPr>
                           <m:ctrlPr>
@@ -12996,6 +13150,399 @@
         </w:rPr>
         <w:t xml:space="preserve"> then the covariance would vanish because the function is locally linear.</w:t>
       </w:r>
+      <w:r>
+        <w:rPr>
+          <w:rFonts w:eastAsiaTheme="minorEastAsia"/>
+          <w:lang w:val="en-US"/>
+        </w:rPr>
+        <w:t xml:space="preserve"> </w:t>
+      </w:r>
+      <w:r>
+        <w:t xml:space="preserve">With a large enough </w:t>
+      </w:r>
+      <w:r>
+        <w:t>batch</w:t>
+      </w:r>
+      <w:r>
+        <w:t xml:space="preserve"> of randomly drawn individual samples</w:t>
+      </w:r>
+      <w:r>
+        <w:t xml:space="preserve"> from a fixed distribution</w:t>
+      </w:r>
+      <w:r>
+        <w:t xml:space="preserve"> </w:t>
+      </w:r>
+      <w:r>
+        <w:t>the</w:t>
+      </w:r>
+      <w:r>
+        <w:t xml:space="preserve"> </w:t>
+      </w:r>
+      <w:r>
+        <w:lastRenderedPageBreak/>
+        <w:t>mean</w:t>
+      </w:r>
+      <w:r>
+        <w:t xml:space="preserve"> </w:t>
+      </w:r>
+      <m:oMath>
+        <m:r>
+          <m:rPr>
+            <m:sty m:val="p"/>
+          </m:rPr>
+          <w:rPr>
+            <w:rFonts w:ascii="Cambria Math" w:eastAsiaTheme="minorEastAsia" w:hAnsi="Cambria Math"/>
+            <w:lang w:val="en-US"/>
+          </w:rPr>
+          <m:t>μ</m:t>
+        </m:r>
+        <m:d>
+          <m:dPr>
+            <m:ctrlPr>
+              <w:rPr>
+                <w:rFonts w:ascii="Cambria Math" w:eastAsiaTheme="minorEastAsia" w:hAnsi="Cambria Math"/>
+                <w:i/>
+                <w:lang w:val="en-US"/>
+              </w:rPr>
+            </m:ctrlPr>
+          </m:dPr>
+          <m:e>
+            <m:r>
+              <m:rPr>
+                <m:sty m:val="p"/>
+              </m:rPr>
+              <w:rPr>
+                <w:rFonts w:ascii="Cambria Math" w:eastAsiaTheme="minorEastAsia" w:hAnsi="Cambria Math"/>
+                <w:lang w:val="en-US"/>
+              </w:rPr>
+              <m:t>α</m:t>
+            </m:r>
+          </m:e>
+        </m:d>
+        <m:r>
+          <w:rPr>
+            <w:rFonts w:ascii="Cambria Math" w:eastAsiaTheme="minorEastAsia" w:hAnsi="Cambria Math"/>
+            <w:lang w:val="en-US"/>
+          </w:rPr>
+          <m:t>=</m:t>
+        </m:r>
+        <m:f>
+          <m:fPr>
+            <m:ctrlPr>
+              <w:rPr>
+                <w:rFonts w:ascii="Cambria Math" w:eastAsiaTheme="minorEastAsia" w:hAnsi="Cambria Math"/>
+                <w:lang w:val="en-US"/>
+              </w:rPr>
+            </m:ctrlPr>
+          </m:fPr>
+          <m:num>
+            <m:r>
+              <w:rPr>
+                <w:rFonts w:ascii="Cambria Math" w:eastAsiaTheme="minorEastAsia" w:hAnsi="Cambria Math"/>
+                <w:lang w:val="en-US"/>
+              </w:rPr>
+              <m:t>1</m:t>
+            </m:r>
+            <m:ctrlPr>
+              <w:rPr>
+                <w:rFonts w:ascii="Cambria Math" w:eastAsiaTheme="minorEastAsia" w:hAnsi="Cambria Math"/>
+                <w:i/>
+                <w:lang w:val="en-US"/>
+              </w:rPr>
+            </m:ctrlPr>
+          </m:num>
+          <m:den>
+            <m:r>
+              <w:rPr>
+                <w:rFonts w:ascii="Cambria Math" w:eastAsiaTheme="minorEastAsia" w:hAnsi="Cambria Math"/>
+                <w:lang w:val="en-US"/>
+              </w:rPr>
+              <m:t>n</m:t>
+            </m:r>
+            <m:ctrlPr>
+              <w:rPr>
+                <w:rFonts w:ascii="Cambria Math" w:eastAsiaTheme="minorEastAsia" w:hAnsi="Cambria Math"/>
+                <w:i/>
+                <w:lang w:val="en-US"/>
+              </w:rPr>
+            </m:ctrlPr>
+          </m:den>
+        </m:f>
+        <m:nary>
+          <m:naryPr>
+            <m:chr m:val="∑"/>
+            <m:ctrlPr>
+              <w:rPr>
+                <w:rFonts w:ascii="Cambria Math" w:eastAsiaTheme="minorEastAsia" w:hAnsi="Cambria Math"/>
+                <w:lang w:val="en-US"/>
+              </w:rPr>
+            </m:ctrlPr>
+          </m:naryPr>
+          <m:sub>
+            <m:r>
+              <w:rPr>
+                <w:rFonts w:ascii="Cambria Math" w:eastAsiaTheme="minorEastAsia" w:hAnsi="Cambria Math"/>
+                <w:lang w:val="en-US"/>
+              </w:rPr>
+              <m:t>j=1</m:t>
+            </m:r>
+            <m:ctrlPr>
+              <w:rPr>
+                <w:rFonts w:ascii="Cambria Math" w:eastAsiaTheme="minorEastAsia" w:hAnsi="Cambria Math"/>
+                <w:i/>
+                <w:lang w:val="en-US"/>
+              </w:rPr>
+            </m:ctrlPr>
+          </m:sub>
+          <m:sup>
+            <m:r>
+              <w:rPr>
+                <w:rFonts w:ascii="Cambria Math" w:eastAsiaTheme="minorEastAsia" w:hAnsi="Cambria Math"/>
+                <w:lang w:val="en-US"/>
+              </w:rPr>
+              <m:t>n</m:t>
+            </m:r>
+            <m:ctrlPr>
+              <w:rPr>
+                <w:rFonts w:ascii="Cambria Math" w:eastAsiaTheme="minorEastAsia" w:hAnsi="Cambria Math"/>
+                <w:i/>
+                <w:lang w:val="en-US"/>
+              </w:rPr>
+            </m:ctrlPr>
+          </m:sup>
+          <m:e>
+            <m:sSub>
+              <m:sSubPr>
+                <m:ctrlPr>
+                  <w:rPr>
+                    <w:rFonts w:ascii="Cambria Math" w:eastAsiaTheme="minorEastAsia" w:hAnsi="Cambria Math"/>
+                    <w:i/>
+                    <w:lang w:val="en-US"/>
+                  </w:rPr>
+                </m:ctrlPr>
+              </m:sSubPr>
+              <m:e>
+                <m:r>
+                  <w:rPr>
+                    <w:rFonts w:ascii="Cambria Math" w:eastAsiaTheme="minorEastAsia" w:hAnsi="Cambria Math"/>
+                    <w:lang w:val="en-US"/>
+                  </w:rPr>
+                  <m:t>v</m:t>
+                </m:r>
+              </m:e>
+              <m:sub>
+                <m:r>
+                  <w:rPr>
+                    <w:rFonts w:ascii="Cambria Math" w:eastAsiaTheme="minorEastAsia" w:hAnsi="Cambria Math"/>
+                    <w:lang w:val="en-US"/>
+                  </w:rPr>
+                  <m:t>j</m:t>
+                </m:r>
+              </m:sub>
+            </m:sSub>
+            <m:d>
+              <m:dPr>
+                <m:ctrlPr>
+                  <w:rPr>
+                    <w:rFonts w:ascii="Cambria Math" w:eastAsiaTheme="minorEastAsia" w:hAnsi="Cambria Math"/>
+                    <w:i/>
+                    <w:lang w:val="en-US"/>
+                  </w:rPr>
+                </m:ctrlPr>
+              </m:dPr>
+              <m:e>
+                <m:r>
+                  <m:rPr>
+                    <m:sty m:val="p"/>
+                  </m:rPr>
+                  <w:rPr>
+                    <w:rFonts w:ascii="Cambria Math" w:eastAsiaTheme="minorEastAsia" w:hAnsi="Cambria Math"/>
+                    <w:lang w:val="en-US"/>
+                  </w:rPr>
+                  <m:t>α</m:t>
+                </m:r>
+              </m:e>
+            </m:d>
+            <m:ctrlPr>
+              <w:rPr>
+                <w:rFonts w:ascii="Cambria Math" w:eastAsiaTheme="minorEastAsia" w:hAnsi="Cambria Math"/>
+                <w:i/>
+                <w:lang w:val="en-US"/>
+              </w:rPr>
+            </m:ctrlPr>
+          </m:e>
+        </m:nary>
+      </m:oMath>
+      <w:r>
+        <w:rPr>
+          <w:rFonts w:eastAsiaTheme="minorEastAsia"/>
+          <w:lang w:val="en-US"/>
+        </w:rPr>
+        <w:t xml:space="preserve"> </w:t>
+      </w:r>
+      <w:r>
+        <w:t>eventually approaches a Gaussian distribution due to the Central Limit Theorem</w:t>
+      </w:r>
+      <w:r>
+        <w:t xml:space="preserve">, where the mean and </w:t>
+      </w:r>
+      <m:oMath>
+        <m:sSup>
+          <m:sSupPr>
+            <m:ctrlPr>
+              <w:rPr>
+                <w:rFonts w:ascii="Cambria Math" w:eastAsiaTheme="minorEastAsia" w:hAnsi="Cambria Math"/>
+                <w:i/>
+                <w:lang w:val="en-US"/>
+              </w:rPr>
+            </m:ctrlPr>
+          </m:sSupPr>
+          <m:e>
+            <m:r>
+              <w:rPr>
+                <w:rFonts w:ascii="Cambria Math" w:eastAsiaTheme="minorEastAsia" w:hAnsi="Cambria Math"/>
+                <w:lang w:val="en-US"/>
+              </w:rPr>
+              <m:t>s</m:t>
+            </m:r>
+          </m:e>
+          <m:sup>
+            <m:r>
+              <w:rPr>
+                <w:rFonts w:ascii="Cambria Math" w:eastAsiaTheme="minorEastAsia" w:hAnsi="Cambria Math"/>
+                <w:lang w:val="en-US"/>
+              </w:rPr>
+              <m:t>2</m:t>
+            </m:r>
+          </m:sup>
+        </m:sSup>
+        <m:d>
+          <m:dPr>
+            <m:ctrlPr>
+              <w:rPr>
+                <w:rFonts w:ascii="Cambria Math" w:eastAsiaTheme="minorEastAsia" w:hAnsi="Cambria Math"/>
+                <w:i/>
+                <w:lang w:val="en-US"/>
+              </w:rPr>
+            </m:ctrlPr>
+          </m:dPr>
+          <m:e>
+            <m:r>
+              <m:rPr>
+                <m:sty m:val="p"/>
+              </m:rPr>
+              <w:rPr>
+                <w:rFonts w:ascii="Cambria Math" w:eastAsiaTheme="minorEastAsia" w:hAnsi="Cambria Math"/>
+                <w:lang w:val="en-US"/>
+              </w:rPr>
+              <m:t>α</m:t>
+            </m:r>
+          </m:e>
+        </m:d>
+      </m:oMath>
+      <w:r>
+        <w:rPr>
+          <w:rFonts w:eastAsiaTheme="minorEastAsia"/>
+          <w:lang w:val="en-US"/>
+        </w:rPr>
+        <w:t xml:space="preserve"> can be calculated without </w:t>
+      </w:r>
+      <m:oMath>
+        <m:sSub>
+          <m:sSubPr>
+            <m:ctrlPr>
+              <w:rPr>
+                <w:rFonts w:ascii="Cambria Math" w:eastAsiaTheme="minorEastAsia" w:hAnsi="Cambria Math"/>
+                <w:i/>
+                <w:lang w:val="en-US"/>
+              </w:rPr>
+            </m:ctrlPr>
+          </m:sSubPr>
+          <m:e>
+            <m:r>
+              <w:rPr>
+                <w:rFonts w:ascii="Cambria Math" w:eastAsiaTheme="minorEastAsia" w:hAnsi="Cambria Math"/>
+                <w:lang w:val="en-US"/>
+              </w:rPr>
+              <m:t>v</m:t>
+            </m:r>
+          </m:e>
+          <m:sub>
+            <m:r>
+              <w:rPr>
+                <w:rFonts w:ascii="Cambria Math" w:eastAsiaTheme="minorEastAsia" w:hAnsi="Cambria Math"/>
+                <w:lang w:val="en-US"/>
+              </w:rPr>
+              <m:t>j</m:t>
+            </m:r>
+          </m:sub>
+        </m:sSub>
+        <m:d>
+          <m:dPr>
+            <m:ctrlPr>
+              <w:rPr>
+                <w:rFonts w:ascii="Cambria Math" w:eastAsiaTheme="minorEastAsia" w:hAnsi="Cambria Math"/>
+                <w:i/>
+                <w:lang w:val="en-US"/>
+              </w:rPr>
+            </m:ctrlPr>
+          </m:dPr>
+          <m:e>
+            <m:r>
+              <m:rPr>
+                <m:sty m:val="p"/>
+              </m:rPr>
+              <w:rPr>
+                <w:rFonts w:ascii="Cambria Math" w:eastAsiaTheme="minorEastAsia" w:hAnsi="Cambria Math"/>
+                <w:lang w:val="en-US"/>
+              </w:rPr>
+              <m:t>α</m:t>
+            </m:r>
+          </m:e>
+        </m:d>
+      </m:oMath>
+      <w:r>
+        <w:rPr>
+          <w:rFonts w:eastAsiaTheme="minorEastAsia"/>
+          <w:lang w:val="en-US"/>
+        </w:rPr>
+        <w:t xml:space="preserve"> being explicit.</w:t>
+      </w:r>
+    </w:p>
+    <w:p>
+      <w:pPr>
+        <w:spacing w:after="60"/>
+        <w:rPr>
+          <w:rFonts w:eastAsiaTheme="minorEastAsia"/>
+          <w:u w:val="single"/>
+          <w:lang w:val="en-US"/>
+        </w:rPr>
+      </w:pPr>
+      <w:r>
+        <w:rPr>
+          <w:rFonts w:eastAsiaTheme="minorEastAsia"/>
+          <w:u w:val="single"/>
+          <w:lang w:val="en-US"/>
+        </w:rPr>
+        <w:t>Same Derivative, 2</w:t>
+      </w:r>
+      <w:r>
+        <w:rPr>
+          <w:rFonts w:eastAsiaTheme="minorEastAsia"/>
+          <w:u w:val="single"/>
+          <w:vertAlign w:val="superscript"/>
+          <w:lang w:val="en-US"/>
+        </w:rPr>
+        <w:t>nd</w:t>
+      </w:r>
+      <w:r>
+        <w:rPr>
+          <w:rFonts w:eastAsiaTheme="minorEastAsia"/>
+          <w:u w:val="single"/>
+          <w:lang w:val="en-US"/>
+        </w:rPr>
+        <w:t xml:space="preserve"> Way</w:t>
+      </w:r>
     </w:p>
     <w:p>
       <w:pPr>
@@ -13010,7 +13557,6 @@
           <w:rFonts w:eastAsiaTheme="minorEastAsia"/>
           <w:lang w:val="en-US"/>
         </w:rPr>
-        <w:lastRenderedPageBreak/>
         <w:t xml:space="preserve">If we </w:t>
       </w:r>
       <w:r>

--- a/Loss Function Derivative.docx
+++ b/Loss Function Derivative.docx
@@ -1,6 +1,6 @@
 
 <file path=word/document.xml><?xml version="1.0" encoding="utf-8"?>
-<w:document xmlns:wpc="http://schemas.microsoft.com/office/word/2010/wordprocessingCanvas" xmlns:cx="http://schemas.microsoft.com/office/drawing/2014/chartex" xmlns:cx1="http://schemas.microsoft.com/office/drawing/2015/9/8/chartex" xmlns:cx2="http://schemas.microsoft.com/office/drawing/2015/10/21/chartex" xmlns:cx3="http://schemas.microsoft.com/office/drawing/2016/5/9/chartex" xmlns:cx4="http://schemas.microsoft.com/office/drawing/2016/5/10/chartex" xmlns:cx5="http://schemas.microsoft.com/office/drawing/2016/5/11/chartex" xmlns:cx6="http://schemas.microsoft.com/office/drawing/2016/5/12/chartex" xmlns:cx7="http://schemas.microsoft.com/office/drawing/2016/5/13/chartex" xmlns:cx8="http://schemas.microsoft.com/office/drawing/2016/5/14/chartex" xmlns:mc="http://schemas.openxmlformats.org/markup-compatibility/2006" xmlns:aink="http://schemas.microsoft.com/office/drawing/2016/ink" xmlns:am3d="http://schemas.microsoft.com/office/drawing/2017/model3d" xmlns:o="urn:schemas-microsoft-com:office:office" xmlns:oel="http://schemas.microsoft.com/office/2019/extlst" xmlns:r="http://schemas.openxmlformats.org/officeDocument/2006/relationships" xmlns:m="http://schemas.openxmlformats.org/officeDocument/2006/math" xmlns:v="urn:schemas-microsoft-com:vml" xmlns:wp14="http://schemas.microsoft.com/office/word/2010/wordprocessingDrawing" xmlns:wp="http://schemas.openxmlformats.org/drawingml/2006/wordprocessingDrawing" xmlns:w10="urn:schemas-microsoft-com:office:word" xmlns:w="http://schemas.openxmlformats.org/wordprocessingml/2006/main" xmlns:w14="http://schemas.microsoft.com/office/word/2010/wordml" xmlns:w15="http://schemas.microsoft.com/office/word/2012/wordml" xmlns:w16cex="http://schemas.microsoft.com/office/word/2018/wordml/cex" xmlns:w16cid="http://schemas.microsoft.com/office/word/2016/wordml/cid" xmlns:w16="http://schemas.microsoft.com/office/word/2018/wordml" xmlns:w16du="http://schemas.microsoft.com/office/word/2023/wordml/word16du" xmlns:w16sdtdh="http://schemas.microsoft.com/office/word/2020/wordml/sdtdatahash" xmlns:w16sdtfl="http://schemas.microsoft.com/office/word/2024/wordml/sdtformatlock" xmlns:w16se="http://schemas.microsoft.com/office/word/2015/wordml/symex" xmlns:wpg="http://schemas.microsoft.com/office/word/2010/wordprocessingGroup" xmlns:wpi="http://schemas.microsoft.com/office/word/2010/wordprocessingInk" xmlns:wne="http://schemas.microsoft.com/office/word/2006/wordml" xmlns:wps="http://schemas.microsoft.com/office/word/2010/wordprocessingShape" mc:Ignorable="w14 w15 w16se w16cid w16 w16cex w16sdtdh w16sdtfl w16du wp14">
+<w:document xmlns:wpc="http://schemas.microsoft.com/office/word/2010/wordprocessingCanvas" xmlns:cx="http://schemas.microsoft.com/office/drawing/2014/chartex" xmlns:cx1="http://schemas.microsoft.com/office/drawing/2015/9/8/chartex" xmlns:cx2="http://schemas.microsoft.com/office/drawing/2015/10/21/chartex" xmlns:cx3="http://schemas.microsoft.com/office/drawing/2016/5/9/chartex" xmlns:cx4="http://schemas.microsoft.com/office/drawing/2016/5/10/chartex" xmlns:cx5="http://schemas.microsoft.com/office/drawing/2016/5/11/chartex" xmlns:cx6="http://schemas.microsoft.com/office/drawing/2016/5/12/chartex" xmlns:cx7="http://schemas.microsoft.com/office/drawing/2016/5/13/chartex" xmlns:cx8="http://schemas.microsoft.com/office/drawing/2016/5/14/chartex" xmlns:mc="http://schemas.openxmlformats.org/markup-compatibility/2006" xmlns:aink="http://schemas.microsoft.com/office/drawing/2016/ink" xmlns:am3d="http://schemas.microsoft.com/office/drawing/2017/model3d" xmlns:o="urn:schemas-microsoft-com:office:office" xmlns:oel="http://schemas.microsoft.com/office/2019/extlst" xmlns:r="http://schemas.openxmlformats.org/officeDocument/2006/relationships" xmlns:m="http://schemas.openxmlformats.org/officeDocument/2006/math" xmlns:v="urn:schemas-microsoft-com:vml" xmlns:wp14="http://schemas.microsoft.com/office/word/2010/wordprocessingDrawing" xmlns:wp="http://schemas.openxmlformats.org/drawingml/2006/wordprocessingDrawing" xmlns:w10="urn:schemas-microsoft-com:office:word" xmlns:w="http://schemas.openxmlformats.org/wordprocessingml/2006/main" xmlns:w14="http://schemas.microsoft.com/office/word/2010/wordml" xmlns:w15="http://schemas.microsoft.com/office/word/2012/wordml" xmlns:w16cei="http://schemas.microsoft.com/office/word/2026/wordml/cei" xmlns:w16cex="http://schemas.microsoft.com/office/word/2018/wordml/cex" xmlns:w16cid="http://schemas.microsoft.com/office/word/2016/wordml/cid" xmlns:w16="http://schemas.microsoft.com/office/word/2018/wordml" xmlns:w16du="http://schemas.microsoft.com/office/word/2023/wordml/word16du" xmlns:w16sdtdh="http://schemas.microsoft.com/office/word/2020/wordml/sdtdatahash" xmlns:w16sdtfl="http://schemas.microsoft.com/office/word/2024/wordml/sdtformatlock" xmlns:w16se="http://schemas.microsoft.com/office/word/2015/wordml/symex" xmlns:wpg="http://schemas.microsoft.com/office/word/2010/wordprocessingGroup" xmlns:wpi="http://schemas.microsoft.com/office/word/2010/wordprocessingInk" xmlns:wne="http://schemas.microsoft.com/office/word/2006/wordml" xmlns:wps="http://schemas.microsoft.com/office/word/2010/wordprocessingShape" mc:Ignorable="w14 w15 w16se w16cid w16 w16cex w16sdtdh w16sdtfl w16du wp14">
   <w:body>
     <w:p>
       <w:pPr>
@@ -12330,7 +12330,6 @@
               <m:ctrlPr>
                 <w:rPr>
                   <w:rFonts w:ascii="Cambria Math" w:eastAsiaTheme="minorEastAsia" w:hAnsi="Cambria Math"/>
-                  <w:highlight w:val="yellow"/>
                   <w:lang w:val="en-US"/>
                 </w:rPr>
               </m:ctrlPr>
@@ -12339,7 +12338,6 @@
               <m:r>
                 <w:rPr>
                   <w:rFonts w:ascii="Cambria Math" w:eastAsiaTheme="minorEastAsia" w:hAnsi="Cambria Math"/>
-                  <w:highlight w:val="yellow"/>
                   <w:lang w:val="en-US"/>
                 </w:rPr>
                 <m:t>dL</m:t>
@@ -12348,7 +12346,6 @@
                 <w:rPr>
                   <w:rFonts w:ascii="Cambria Math" w:eastAsiaTheme="minorEastAsia" w:hAnsi="Cambria Math"/>
                   <w:i/>
-                  <w:highlight w:val="yellow"/>
                   <w:lang w:val="en-US"/>
                 </w:rPr>
               </m:ctrlPr>
@@ -12357,7 +12354,6 @@
               <m:r>
                 <w:rPr>
                   <w:rFonts w:ascii="Cambria Math" w:eastAsiaTheme="minorEastAsia" w:hAnsi="Cambria Math"/>
-                  <w:highlight w:val="yellow"/>
                   <w:lang w:val="en-US"/>
                 </w:rPr>
                 <m:t>dα</m:t>
@@ -12366,7 +12362,6 @@
                 <w:rPr>
                   <w:rFonts w:ascii="Cambria Math" w:eastAsiaTheme="minorEastAsia" w:hAnsi="Cambria Math"/>
                   <w:i/>
-                  <w:highlight w:val="yellow"/>
                   <w:lang w:val="en-US"/>
                 </w:rPr>
               </m:ctrlPr>
@@ -12375,7 +12370,6 @@
           <m:r>
             <w:rPr>
               <w:rFonts w:ascii="Cambria Math" w:eastAsiaTheme="minorEastAsia" w:hAnsi="Cambria Math"/>
-              <w:highlight w:val="yellow"/>
               <w:lang w:val="en-US"/>
             </w:rPr>
             <m:t>=</m:t>
@@ -12386,7 +12380,6 @@
             </m:rPr>
             <w:rPr>
               <w:rFonts w:ascii="Cambria Math" w:eastAsiaTheme="minorEastAsia" w:hAnsi="Cambria Math"/>
-              <w:highlight w:val="yellow"/>
               <w:lang w:val="en-US"/>
             </w:rPr>
             <m:t>2</m:t>
@@ -12397,7 +12390,6 @@
                 <w:rPr>
                   <w:rFonts w:ascii="Cambria Math" w:eastAsiaTheme="minorEastAsia" w:hAnsi="Cambria Math"/>
                   <w:i/>
-                  <w:highlight w:val="yellow"/>
                   <w:lang w:val="en-US"/>
                 </w:rPr>
               </m:ctrlPr>
@@ -12406,7 +12398,6 @@
               <m:r>
                 <w:rPr>
                   <w:rFonts w:ascii="Cambria Math" w:eastAsiaTheme="minorEastAsia" w:hAnsi="Cambria Math"/>
-                  <w:highlight w:val="yellow"/>
                   <w:lang w:val="en-US"/>
                 </w:rPr>
                 <m:t>μ-</m:t>
@@ -12417,7 +12408,6 @@
                     <w:rPr>
                       <w:rFonts w:ascii="Cambria Math" w:eastAsiaTheme="minorEastAsia" w:hAnsi="Cambria Math"/>
                       <w:i/>
-                      <w:highlight w:val="yellow"/>
                       <w:lang w:val="en-US"/>
                     </w:rPr>
                   </m:ctrlPr>
@@ -12426,7 +12416,6 @@
                   <m:r>
                     <w:rPr>
                       <w:rFonts w:ascii="Cambria Math" w:eastAsiaTheme="minorEastAsia" w:hAnsi="Cambria Math"/>
-                      <w:highlight w:val="yellow"/>
                       <w:lang w:val="en-US"/>
                     </w:rPr>
                     <m:t>v</m:t>
@@ -12436,7 +12425,6 @@
                   <m:r>
                     <w:rPr>
                       <w:rFonts w:ascii="Cambria Math" w:eastAsiaTheme="minorEastAsia" w:hAnsi="Cambria Math"/>
-                      <w:highlight w:val="yellow"/>
                       <w:lang w:val="en-US"/>
                     </w:rPr>
                     <m:t>d</m:t>
@@ -12451,7 +12439,6 @@
                 <w:rPr>
                   <w:rFonts w:ascii="Cambria Math" w:eastAsiaTheme="minorEastAsia" w:hAnsi="Cambria Math"/>
                   <w:i/>
-                  <w:highlight w:val="yellow"/>
                   <w:lang w:val="en-US"/>
                 </w:rPr>
               </m:ctrlPr>
@@ -12460,7 +12447,6 @@
               <m:r>
                 <w:rPr>
                   <w:rFonts w:ascii="Cambria Math" w:eastAsiaTheme="minorEastAsia" w:hAnsi="Cambria Math"/>
-                  <w:highlight w:val="yellow"/>
                   <w:lang w:val="en-US"/>
                 </w:rPr>
                 <m:t>μ</m:t>
@@ -12468,7 +12454,6 @@
               <m:ctrlPr>
                 <w:rPr>
                   <w:rFonts w:ascii="Cambria Math" w:eastAsiaTheme="minorEastAsia" w:hAnsi="Cambria Math"/>
-                  <w:highlight w:val="yellow"/>
                   <w:lang w:val="en-US"/>
                 </w:rPr>
               </m:ctrlPr>
@@ -12477,7 +12462,6 @@
               <m:r>
                 <w:rPr>
                   <w:rFonts w:ascii="Cambria Math" w:eastAsiaTheme="minorEastAsia" w:hAnsi="Cambria Math"/>
-                  <w:highlight w:val="yellow"/>
                   <w:lang w:val="en-US"/>
                 </w:rPr>
                 <m:t>'</m:t>
@@ -12490,7 +12474,6 @@
                 <w:rPr>
                   <w:rFonts w:ascii="Cambria Math" w:eastAsiaTheme="minorEastAsia" w:hAnsi="Cambria Math"/>
                   <w:i/>
-                  <w:highlight w:val="yellow"/>
                   <w:lang w:val="en-US"/>
                 </w:rPr>
               </m:ctrlPr>
@@ -12499,7 +12482,6 @@
               <m:r>
                 <w:rPr>
                   <w:rFonts w:ascii="Cambria Math" w:eastAsiaTheme="minorEastAsia" w:hAnsi="Cambria Math"/>
-                  <w:highlight w:val="yellow"/>
                   <w:lang w:val="en-US"/>
                 </w:rPr>
                 <m:t>α</m:t>
@@ -12509,7 +12491,6 @@
           <m:r>
             <w:rPr>
               <w:rFonts w:ascii="Cambria Math" w:eastAsiaTheme="minorEastAsia" w:hAnsi="Cambria Math"/>
-              <w:highlight w:val="yellow"/>
               <w:lang w:val="en-US"/>
             </w:rPr>
             <m:t>+</m:t>
@@ -13167,10 +13148,7 @@
         <w:t xml:space="preserve"> of randomly drawn individual samples</w:t>
       </w:r>
       <w:r>
-        <w:t xml:space="preserve"> from a fixed distribution</w:t>
-      </w:r>
-      <w:r>
-        <w:t xml:space="preserve"> </w:t>
+        <w:t xml:space="preserve"> from a fixed distribution </w:t>
       </w:r>
       <w:r>
         <w:t>the</w:t>
@@ -13507,6 +13485,1030 @@
           <w:lang w:val="en-US"/>
         </w:rPr>
         <w:t xml:space="preserve"> being explicit.</w:t>
+      </w:r>
+    </w:p>
+    <w:p>
+      <w:pPr>
+        <w:spacing w:after="60"/>
+        <w:rPr>
+          <w:rFonts w:eastAsiaTheme="minorEastAsia"/>
+          <w:lang w:val="en-US"/>
+        </w:rPr>
+      </w:pPr>
+      <w:r>
+        <w:rPr>
+          <w:rFonts w:eastAsiaTheme="minorEastAsia"/>
+          <w:lang w:val="en-US"/>
+        </w:rPr>
+        <w:t xml:space="preserve">When a scaling parameter </w:t>
+      </w:r>
+      <m:oMath>
+        <m:r>
+          <w:rPr>
+            <w:rFonts w:ascii="Cambria Math" w:eastAsiaTheme="minorEastAsia" w:hAnsi="Cambria Math"/>
+            <w:lang w:val="en-US"/>
+          </w:rPr>
+          <m:t>λ</m:t>
+        </m:r>
+      </m:oMath>
+      <w:r>
+        <w:rPr>
+          <w:rFonts w:eastAsiaTheme="minorEastAsia"/>
+          <w:lang w:val="en-US"/>
+        </w:rPr>
+        <w:t xml:space="preserve"> is </w:t>
+      </w:r>
+      <w:r>
+        <w:rPr>
+          <w:rFonts w:eastAsiaTheme="minorEastAsia"/>
+          <w:lang w:val="en-US"/>
+        </w:rPr>
+        <w:t>introduced</w:t>
+      </w:r>
+      <w:r>
+        <w:rPr>
+          <w:rFonts w:eastAsiaTheme="minorEastAsia"/>
+          <w:lang w:val="en-US"/>
+        </w:rPr>
+        <w:t xml:space="preserve"> to the derivative of the loss function for variance:</w:t>
+      </w:r>
+    </w:p>
+    <w:p>
+      <w:pPr>
+        <w:spacing w:after="60"/>
+        <w:rPr>
+          <w:rFonts w:eastAsiaTheme="minorEastAsia"/>
+          <w:lang w:val="en-US"/>
+        </w:rPr>
+      </w:pPr>
+      <m:oMathPara>
+        <m:oMath>
+          <m:f>
+            <m:fPr>
+              <m:ctrlPr>
+                <w:rPr>
+                  <w:rFonts w:ascii="Cambria Math" w:eastAsiaTheme="minorEastAsia" w:hAnsi="Cambria Math"/>
+                  <w:highlight w:val="yellow"/>
+                  <w:lang w:val="en-US"/>
+                </w:rPr>
+              </m:ctrlPr>
+            </m:fPr>
+            <m:num>
+              <m:r>
+                <w:rPr>
+                  <w:rFonts w:ascii="Cambria Math" w:eastAsiaTheme="minorEastAsia" w:hAnsi="Cambria Math"/>
+                  <w:highlight w:val="yellow"/>
+                  <w:lang w:val="en-US"/>
+                </w:rPr>
+                <m:t>dL</m:t>
+              </m:r>
+              <m:ctrlPr>
+                <w:rPr>
+                  <w:rFonts w:ascii="Cambria Math" w:eastAsiaTheme="minorEastAsia" w:hAnsi="Cambria Math"/>
+                  <w:i/>
+                  <w:highlight w:val="yellow"/>
+                  <w:lang w:val="en-US"/>
+                </w:rPr>
+              </m:ctrlPr>
+            </m:num>
+            <m:den>
+              <m:r>
+                <w:rPr>
+                  <w:rFonts w:ascii="Cambria Math" w:eastAsiaTheme="minorEastAsia" w:hAnsi="Cambria Math"/>
+                  <w:highlight w:val="yellow"/>
+                  <w:lang w:val="en-US"/>
+                </w:rPr>
+                <m:t>dα</m:t>
+              </m:r>
+              <m:ctrlPr>
+                <w:rPr>
+                  <w:rFonts w:ascii="Cambria Math" w:eastAsiaTheme="minorEastAsia" w:hAnsi="Cambria Math"/>
+                  <w:i/>
+                  <w:highlight w:val="yellow"/>
+                  <w:lang w:val="en-US"/>
+                </w:rPr>
+              </m:ctrlPr>
+            </m:den>
+          </m:f>
+          <m:r>
+            <w:rPr>
+              <w:rFonts w:ascii="Cambria Math" w:eastAsiaTheme="minorEastAsia" w:hAnsi="Cambria Math"/>
+              <w:highlight w:val="yellow"/>
+              <w:lang w:val="en-US"/>
+            </w:rPr>
+            <m:t>=</m:t>
+          </m:r>
+          <m:r>
+            <m:rPr>
+              <m:sty m:val="p"/>
+            </m:rPr>
+            <w:rPr>
+              <w:rFonts w:ascii="Cambria Math" w:eastAsiaTheme="minorEastAsia" w:hAnsi="Cambria Math"/>
+              <w:highlight w:val="yellow"/>
+              <w:lang w:val="en-US"/>
+            </w:rPr>
+            <m:t>2</m:t>
+          </m:r>
+          <m:d>
+            <m:dPr>
+              <m:ctrlPr>
+                <w:rPr>
+                  <w:rFonts w:ascii="Cambria Math" w:eastAsiaTheme="minorEastAsia" w:hAnsi="Cambria Math"/>
+                  <w:i/>
+                  <w:highlight w:val="yellow"/>
+                  <w:lang w:val="en-US"/>
+                </w:rPr>
+              </m:ctrlPr>
+            </m:dPr>
+            <m:e>
+              <m:r>
+                <w:rPr>
+                  <w:rFonts w:ascii="Cambria Math" w:eastAsiaTheme="minorEastAsia" w:hAnsi="Cambria Math"/>
+                  <w:highlight w:val="yellow"/>
+                  <w:lang w:val="en-US"/>
+                </w:rPr>
+                <m:t>μ-</m:t>
+              </m:r>
+              <m:sSub>
+                <m:sSubPr>
+                  <m:ctrlPr>
+                    <w:rPr>
+                      <w:rFonts w:ascii="Cambria Math" w:eastAsiaTheme="minorEastAsia" w:hAnsi="Cambria Math"/>
+                      <w:i/>
+                      <w:highlight w:val="yellow"/>
+                      <w:lang w:val="en-US"/>
+                    </w:rPr>
+                  </m:ctrlPr>
+                </m:sSubPr>
+                <m:e>
+                  <m:r>
+                    <w:rPr>
+                      <w:rFonts w:ascii="Cambria Math" w:eastAsiaTheme="minorEastAsia" w:hAnsi="Cambria Math"/>
+                      <w:highlight w:val="yellow"/>
+                      <w:lang w:val="en-US"/>
+                    </w:rPr>
+                    <m:t>v</m:t>
+                  </m:r>
+                </m:e>
+                <m:sub>
+                  <m:r>
+                    <w:rPr>
+                      <w:rFonts w:ascii="Cambria Math" w:eastAsiaTheme="minorEastAsia" w:hAnsi="Cambria Math"/>
+                      <w:highlight w:val="yellow"/>
+                      <w:lang w:val="en-US"/>
+                    </w:rPr>
+                    <m:t>d</m:t>
+                  </m:r>
+                </m:sub>
+              </m:sSub>
+            </m:e>
+          </m:d>
+          <m:f>
+            <m:fPr>
+              <m:ctrlPr>
+                <w:rPr>
+                  <w:rFonts w:ascii="Cambria Math" w:eastAsiaTheme="minorEastAsia" w:hAnsi="Cambria Math"/>
+                  <w:highlight w:val="yellow"/>
+                  <w:lang w:val="en-US"/>
+                </w:rPr>
+              </m:ctrlPr>
+            </m:fPr>
+            <m:num>
+              <m:r>
+                <w:rPr>
+                  <w:rFonts w:ascii="Cambria Math" w:eastAsiaTheme="minorEastAsia" w:hAnsi="Cambria Math"/>
+                  <w:highlight w:val="yellow"/>
+                  <w:lang w:val="en-US"/>
+                </w:rPr>
+                <m:t>dμ</m:t>
+              </m:r>
+              <m:ctrlPr>
+                <w:rPr>
+                  <w:rFonts w:ascii="Cambria Math" w:eastAsiaTheme="minorEastAsia" w:hAnsi="Cambria Math"/>
+                  <w:i/>
+                  <w:highlight w:val="yellow"/>
+                  <w:lang w:val="en-US"/>
+                </w:rPr>
+              </m:ctrlPr>
+            </m:num>
+            <m:den>
+              <m:r>
+                <w:rPr>
+                  <w:rFonts w:ascii="Cambria Math" w:eastAsiaTheme="minorEastAsia" w:hAnsi="Cambria Math"/>
+                  <w:highlight w:val="yellow"/>
+                  <w:lang w:val="en-US"/>
+                </w:rPr>
+                <m:t>dα</m:t>
+              </m:r>
+              <m:ctrlPr>
+                <w:rPr>
+                  <w:rFonts w:ascii="Cambria Math" w:eastAsiaTheme="minorEastAsia" w:hAnsi="Cambria Math"/>
+                  <w:i/>
+                  <w:highlight w:val="yellow"/>
+                  <w:lang w:val="en-US"/>
+                </w:rPr>
+              </m:ctrlPr>
+            </m:den>
+          </m:f>
+          <m:r>
+            <w:rPr>
+              <w:rFonts w:ascii="Cambria Math" w:eastAsiaTheme="minorEastAsia" w:hAnsi="Cambria Math"/>
+              <w:highlight w:val="yellow"/>
+              <w:lang w:val="en-US"/>
+            </w:rPr>
+            <m:t>+</m:t>
+          </m:r>
+          <m:r>
+            <w:rPr>
+              <w:rFonts w:ascii="Cambria Math" w:eastAsiaTheme="minorEastAsia" w:hAnsi="Cambria Math"/>
+              <w:highlight w:val="yellow"/>
+              <w:lang w:val="en-US"/>
+            </w:rPr>
+            <m:t>λ</m:t>
+          </m:r>
+          <m:f>
+            <m:fPr>
+              <m:ctrlPr>
+                <w:rPr>
+                  <w:rFonts w:ascii="Cambria Math" w:eastAsiaTheme="minorEastAsia" w:hAnsi="Cambria Math"/>
+                  <w:highlight w:val="yellow"/>
+                  <w:lang w:val="en-US"/>
+                </w:rPr>
+              </m:ctrlPr>
+            </m:fPr>
+            <m:num>
+              <m:r>
+                <w:rPr>
+                  <w:rFonts w:ascii="Cambria Math" w:eastAsiaTheme="minorEastAsia" w:hAnsi="Cambria Math"/>
+                  <w:highlight w:val="yellow"/>
+                  <w:lang w:val="en-US"/>
+                </w:rPr>
+                <m:t>n-1</m:t>
+              </m:r>
+              <m:ctrlPr>
+                <w:rPr>
+                  <w:rFonts w:ascii="Cambria Math" w:eastAsiaTheme="minorEastAsia" w:hAnsi="Cambria Math"/>
+                  <w:i/>
+                  <w:highlight w:val="yellow"/>
+                  <w:lang w:val="en-US"/>
+                </w:rPr>
+              </m:ctrlPr>
+            </m:num>
+            <m:den>
+              <m:r>
+                <w:rPr>
+                  <w:rFonts w:ascii="Cambria Math" w:eastAsiaTheme="minorEastAsia" w:hAnsi="Cambria Math"/>
+                  <w:highlight w:val="yellow"/>
+                  <w:lang w:val="en-US"/>
+                </w:rPr>
+                <m:t>n</m:t>
+              </m:r>
+              <m:ctrlPr>
+                <w:rPr>
+                  <w:rFonts w:ascii="Cambria Math" w:eastAsiaTheme="minorEastAsia" w:hAnsi="Cambria Math"/>
+                  <w:i/>
+                  <w:highlight w:val="yellow"/>
+                  <w:lang w:val="en-US"/>
+                </w:rPr>
+              </m:ctrlPr>
+            </m:den>
+          </m:f>
+          <m:r>
+            <w:rPr>
+              <w:rFonts w:ascii="Cambria Math" w:eastAsiaTheme="minorEastAsia" w:hAnsi="Cambria Math"/>
+              <w:highlight w:val="yellow"/>
+              <w:lang w:val="en-US"/>
+            </w:rPr>
+            <m:t> </m:t>
+          </m:r>
+          <m:f>
+            <m:fPr>
+              <m:ctrlPr>
+                <w:rPr>
+                  <w:rFonts w:ascii="Cambria Math" w:eastAsiaTheme="minorEastAsia" w:hAnsi="Cambria Math"/>
+                  <w:highlight w:val="yellow"/>
+                  <w:lang w:val="en-US"/>
+                </w:rPr>
+              </m:ctrlPr>
+            </m:fPr>
+            <m:num>
+              <m:r>
+                <w:rPr>
+                  <w:rFonts w:ascii="Cambria Math" w:eastAsiaTheme="minorEastAsia" w:hAnsi="Cambria Math"/>
+                  <w:highlight w:val="yellow"/>
+                  <w:lang w:val="en-US"/>
+                </w:rPr>
+                <m:t>d</m:t>
+              </m:r>
+              <m:sSup>
+                <m:sSupPr>
+                  <m:ctrlPr>
+                    <w:rPr>
+                      <w:rFonts w:ascii="Cambria Math" w:eastAsiaTheme="minorEastAsia" w:hAnsi="Cambria Math"/>
+                      <w:i/>
+                      <w:highlight w:val="yellow"/>
+                      <w:lang w:val="en-US"/>
+                    </w:rPr>
+                  </m:ctrlPr>
+                </m:sSupPr>
+                <m:e>
+                  <m:r>
+                    <w:rPr>
+                      <w:rFonts w:ascii="Cambria Math" w:eastAsiaTheme="minorEastAsia" w:hAnsi="Cambria Math"/>
+                      <w:highlight w:val="yellow"/>
+                      <w:lang w:val="en-US"/>
+                    </w:rPr>
+                    <m:t>s</m:t>
+                  </m:r>
+                </m:e>
+                <m:sup>
+                  <m:r>
+                    <w:rPr>
+                      <w:rFonts w:ascii="Cambria Math" w:eastAsiaTheme="minorEastAsia" w:hAnsi="Cambria Math"/>
+                      <w:highlight w:val="yellow"/>
+                      <w:lang w:val="en-US"/>
+                    </w:rPr>
+                    <m:t>2</m:t>
+                  </m:r>
+                </m:sup>
+              </m:sSup>
+              <m:ctrlPr>
+                <w:rPr>
+                  <w:rFonts w:ascii="Cambria Math" w:eastAsiaTheme="minorEastAsia" w:hAnsi="Cambria Math"/>
+                  <w:i/>
+                  <w:highlight w:val="yellow"/>
+                  <w:lang w:val="en-US"/>
+                </w:rPr>
+              </m:ctrlPr>
+            </m:num>
+            <m:den>
+              <m:r>
+                <w:rPr>
+                  <w:rFonts w:ascii="Cambria Math" w:eastAsiaTheme="minorEastAsia" w:hAnsi="Cambria Math"/>
+                  <w:highlight w:val="yellow"/>
+                  <w:lang w:val="en-US"/>
+                </w:rPr>
+                <m:t>dα</m:t>
+              </m:r>
+              <m:ctrlPr>
+                <w:rPr>
+                  <w:rFonts w:ascii="Cambria Math" w:eastAsiaTheme="minorEastAsia" w:hAnsi="Cambria Math"/>
+                  <w:i/>
+                  <w:highlight w:val="yellow"/>
+                  <w:lang w:val="en-US"/>
+                </w:rPr>
+              </m:ctrlPr>
+            </m:den>
+          </m:f>
+        </m:oMath>
+      </m:oMathPara>
+    </w:p>
+    <w:p>
+      <w:pPr>
+        <w:spacing w:after="60"/>
+        <w:rPr>
+          <w:rFonts w:eastAsiaTheme="minorEastAsia"/>
+        </w:rPr>
+      </w:pPr>
+      <m:oMathPara>
+        <m:oMath>
+          <m:r>
+            <w:rPr>
+              <w:rFonts w:ascii="Cambria Math" w:eastAsia="Cambria Math" w:hAnsi="Cambria Math"/>
+            </w:rPr>
+            <m:t>L</m:t>
+          </m:r>
+          <m:d>
+            <m:dPr>
+              <m:ctrlPr>
+                <w:rPr>
+                  <w:rFonts w:ascii="Cambria Math" w:eastAsia="Cambria Math" w:hAnsi="Cambria Math"/>
+                  <w:i/>
+                </w:rPr>
+              </m:ctrlPr>
+            </m:dPr>
+            <m:e>
+              <m:r>
+                <w:rPr>
+                  <w:rFonts w:ascii="Cambria Math" w:eastAsia="Cambria Math" w:hAnsi="Cambria Math"/>
+                </w:rPr>
+                <m:t>α</m:t>
+              </m:r>
+            </m:e>
+          </m:d>
+          <m:r>
+            <w:rPr>
+              <w:rFonts w:ascii="Cambria Math" w:eastAsia="Cambria Math" w:hAnsi="Cambria Math"/>
+            </w:rPr>
+            <m:t>=</m:t>
+          </m:r>
+          <m:nary>
+            <m:naryPr>
+              <m:limLoc m:val="undOvr"/>
+              <m:subHide m:val="1"/>
+              <m:supHide m:val="1"/>
+              <m:ctrlPr>
+                <w:rPr>
+                  <w:rFonts w:ascii="Cambria Math" w:eastAsiaTheme="minorEastAsia" w:hAnsi="Cambria Math"/>
+                  <w:i/>
+                  <w:lang w:val="en-US"/>
+                </w:rPr>
+              </m:ctrlPr>
+            </m:naryPr>
+            <m:sub/>
+            <m:sup/>
+            <m:e>
+              <m:f>
+                <m:fPr>
+                  <m:ctrlPr>
+                    <w:rPr>
+                      <w:rFonts w:ascii="Cambria Math" w:eastAsiaTheme="minorEastAsia" w:hAnsi="Cambria Math"/>
+                      <w:lang w:val="en-US"/>
+                    </w:rPr>
+                  </m:ctrlPr>
+                </m:fPr>
+                <m:num>
+                  <m:r>
+                    <w:rPr>
+                      <w:rFonts w:ascii="Cambria Math" w:eastAsiaTheme="minorEastAsia" w:hAnsi="Cambria Math"/>
+                      <w:lang w:val="en-US"/>
+                    </w:rPr>
+                    <m:t>dL</m:t>
+                  </m:r>
+                  <m:ctrlPr>
+                    <w:rPr>
+                      <w:rFonts w:ascii="Cambria Math" w:eastAsiaTheme="minorEastAsia" w:hAnsi="Cambria Math"/>
+                      <w:i/>
+                      <w:lang w:val="en-US"/>
+                    </w:rPr>
+                  </m:ctrlPr>
+                </m:num>
+                <m:den>
+                  <m:r>
+                    <w:rPr>
+                      <w:rFonts w:ascii="Cambria Math" w:eastAsiaTheme="minorEastAsia" w:hAnsi="Cambria Math"/>
+                      <w:lang w:val="en-US"/>
+                    </w:rPr>
+                    <m:t>dα</m:t>
+                  </m:r>
+                  <m:ctrlPr>
+                    <w:rPr>
+                      <w:rFonts w:ascii="Cambria Math" w:eastAsiaTheme="minorEastAsia" w:hAnsi="Cambria Math"/>
+                      <w:i/>
+                      <w:lang w:val="en-US"/>
+                    </w:rPr>
+                  </m:ctrlPr>
+                </m:den>
+              </m:f>
+              <m:r>
+                <w:rPr>
+                  <w:rFonts w:ascii="Cambria Math" w:eastAsiaTheme="minorEastAsia" w:hAnsi="Cambria Math"/>
+                  <w:lang w:val="en-US"/>
+                </w:rPr>
+                <m:t>dα=</m:t>
+              </m:r>
+            </m:e>
+          </m:nary>
+          <m:sSup>
+            <m:sSupPr>
+              <m:ctrlPr>
+                <w:rPr>
+                  <w:rFonts w:ascii="Cambria Math" w:eastAsia="Cambria Math" w:hAnsi="Cambria Math"/>
+                  <w:i/>
+                </w:rPr>
+              </m:ctrlPr>
+            </m:sSupPr>
+            <m:e>
+              <m:d>
+                <m:dPr>
+                  <m:ctrlPr>
+                    <w:rPr>
+                      <w:rFonts w:ascii="Cambria Math" w:eastAsia="Cambria Math" w:hAnsi="Cambria Math"/>
+                      <w:i/>
+                    </w:rPr>
+                  </m:ctrlPr>
+                </m:dPr>
+                <m:e>
+                  <m:r>
+                    <w:rPr>
+                      <w:rFonts w:ascii="Cambria Math" w:eastAsiaTheme="minorEastAsia" w:hAnsi="Cambria Math"/>
+                      <w:lang w:val="en-US"/>
+                    </w:rPr>
+                    <m:t>μ</m:t>
+                  </m:r>
+                  <m:r>
+                    <w:rPr>
+                      <w:rFonts w:ascii="Cambria Math" w:eastAsia="Cambria Math" w:hAnsi="Cambria Math"/>
+                    </w:rPr>
+                    <m:t>-</m:t>
+                  </m:r>
+                  <m:sSub>
+                    <m:sSubPr>
+                      <m:ctrlPr>
+                        <w:rPr>
+                          <w:rFonts w:ascii="Cambria Math" w:eastAsia="Cambria Math" w:hAnsi="Cambria Math"/>
+                          <w:i/>
+                        </w:rPr>
+                      </m:ctrlPr>
+                    </m:sSubPr>
+                    <m:e>
+                      <m:r>
+                        <w:rPr>
+                          <w:rFonts w:ascii="Cambria Math" w:eastAsia="Cambria Math" w:hAnsi="Cambria Math"/>
+                        </w:rPr>
+                        <m:t>v</m:t>
+                      </m:r>
+                    </m:e>
+                    <m:sub>
+                      <m:r>
+                        <w:rPr>
+                          <w:rFonts w:ascii="Cambria Math" w:eastAsia="Cambria Math" w:hAnsi="Cambria Math"/>
+                        </w:rPr>
+                        <m:t>d</m:t>
+                      </m:r>
+                    </m:sub>
+                  </m:sSub>
+                </m:e>
+              </m:d>
+            </m:e>
+            <m:sup>
+              <m:r>
+                <w:rPr>
+                  <w:rFonts w:ascii="Cambria Math" w:eastAsia="Cambria Math" w:hAnsi="Cambria Math"/>
+                </w:rPr>
+                <m:t>2</m:t>
+              </m:r>
+            </m:sup>
+          </m:sSup>
+          <m:r>
+            <w:rPr>
+              <w:rFonts w:ascii="Cambria Math" w:eastAsia="Cambria Math" w:hAnsi="Cambria Math"/>
+            </w:rPr>
+            <m:t>+λ</m:t>
+          </m:r>
+          <m:f>
+            <m:fPr>
+              <m:ctrlPr>
+                <w:rPr>
+                  <w:rFonts w:ascii="Cambria Math" w:eastAsia="Cambria Math" w:hAnsi="Cambria Math"/>
+                  <w:i/>
+                </w:rPr>
+              </m:ctrlPr>
+            </m:fPr>
+            <m:num>
+              <m:r>
+                <w:rPr>
+                  <w:rFonts w:ascii="Cambria Math" w:eastAsia="Cambria Math" w:hAnsi="Cambria Math"/>
+                </w:rPr>
+                <m:t>n-1</m:t>
+              </m:r>
+            </m:num>
+            <m:den>
+              <m:r>
+                <w:rPr>
+                  <w:rFonts w:ascii="Cambria Math" w:eastAsia="Cambria Math" w:hAnsi="Cambria Math"/>
+                </w:rPr>
+                <m:t>n</m:t>
+              </m:r>
+            </m:den>
+          </m:f>
+          <m:sSup>
+            <m:sSupPr>
+              <m:ctrlPr>
+                <w:rPr>
+                  <w:rFonts w:ascii="Cambria Math" w:eastAsia="Cambria Math" w:hAnsi="Cambria Math"/>
+                  <w:i/>
+                </w:rPr>
+              </m:ctrlPr>
+            </m:sSupPr>
+            <m:e>
+              <m:r>
+                <w:rPr>
+                  <w:rFonts w:ascii="Cambria Math" w:eastAsia="Cambria Math" w:hAnsi="Cambria Math"/>
+                </w:rPr>
+                <m:t>s</m:t>
+              </m:r>
+            </m:e>
+            <m:sup>
+              <m:r>
+                <w:rPr>
+                  <w:rFonts w:ascii="Cambria Math" w:eastAsia="Cambria Math" w:hAnsi="Cambria Math"/>
+                </w:rPr>
+                <m:t>2</m:t>
+              </m:r>
+            </m:sup>
+          </m:sSup>
+          <m:d>
+            <m:dPr>
+              <m:ctrlPr>
+                <w:rPr>
+                  <w:rFonts w:ascii="Cambria Math" w:eastAsia="Cambria Math" w:hAnsi="Cambria Math"/>
+                  <w:i/>
+                </w:rPr>
+              </m:ctrlPr>
+            </m:dPr>
+            <m:e>
+              <m:r>
+                <w:rPr>
+                  <w:rFonts w:ascii="Cambria Math" w:eastAsia="Cambria Math" w:hAnsi="Cambria Math"/>
+                </w:rPr>
+                <m:t>α</m:t>
+              </m:r>
+            </m:e>
+          </m:d>
+          <m:r>
+            <w:rPr>
+              <w:rFonts w:ascii="Cambria Math" w:eastAsia="Cambria Math" w:hAnsi="Cambria Math"/>
+            </w:rPr>
+            <m:t>+C</m:t>
+          </m:r>
+        </m:oMath>
+      </m:oMathPara>
+    </w:p>
+    <w:p>
+      <w:pPr>
+        <w:spacing w:after="60"/>
+        <w:rPr>
+          <w:rFonts w:eastAsiaTheme="minorEastAsia"/>
+        </w:rPr>
+      </w:pPr>
+      <w:r>
+        <w:rPr>
+          <w:rFonts w:eastAsiaTheme="minorEastAsia"/>
+        </w:rPr>
+        <w:t xml:space="preserve">Since optimization does not need to be affected by an optimization constant, </w:t>
+      </w:r>
+      <m:oMath>
+        <m:r>
+          <w:rPr>
+            <w:rFonts w:ascii="Cambria Math" w:eastAsia="Cambria Math" w:hAnsi="Cambria Math"/>
+          </w:rPr>
+          <m:t>C</m:t>
+        </m:r>
+        <m:r>
+          <w:rPr>
+            <w:rFonts w:ascii="Cambria Math" w:eastAsia="Cambria Math" w:hAnsi="Cambria Math"/>
+          </w:rPr>
+          <m:t>=0</m:t>
+        </m:r>
+      </m:oMath>
+      <w:r>
+        <w:rPr>
+          <w:rFonts w:eastAsiaTheme="minorEastAsia"/>
+        </w:rPr>
+        <w:t>:</w:t>
+      </w:r>
+    </w:p>
+    <w:p>
+      <w:pPr>
+        <w:spacing w:after="60"/>
+        <w:rPr>
+          <w:rFonts w:eastAsiaTheme="minorEastAsia"/>
+        </w:rPr>
+      </w:pPr>
+      <m:oMathPara>
+        <m:oMath>
+          <m:r>
+            <w:rPr>
+              <w:rFonts w:ascii="Cambria Math" w:eastAsia="Cambria Math" w:hAnsi="Cambria Math"/>
+            </w:rPr>
+            <m:t>L</m:t>
+          </m:r>
+          <m:d>
+            <m:dPr>
+              <m:ctrlPr>
+                <w:rPr>
+                  <w:rFonts w:ascii="Cambria Math" w:eastAsia="Cambria Math" w:hAnsi="Cambria Math"/>
+                  <w:i/>
+                </w:rPr>
+              </m:ctrlPr>
+            </m:dPr>
+            <m:e>
+              <m:r>
+                <w:rPr>
+                  <w:rFonts w:ascii="Cambria Math" w:eastAsia="Cambria Math" w:hAnsi="Cambria Math"/>
+                </w:rPr>
+                <m:t>α</m:t>
+              </m:r>
+            </m:e>
+          </m:d>
+          <m:r>
+            <w:rPr>
+              <w:rFonts w:ascii="Cambria Math" w:eastAsia="Cambria Math" w:hAnsi="Cambria Math"/>
+            </w:rPr>
+            <m:t>=</m:t>
+          </m:r>
+          <m:f>
+            <m:fPr>
+              <m:ctrlPr>
+                <w:rPr>
+                  <w:rFonts w:ascii="Cambria Math" w:eastAsia="Cambria Math" w:hAnsi="Cambria Math"/>
+                  <w:i/>
+                </w:rPr>
+              </m:ctrlPr>
+            </m:fPr>
+            <m:num>
+              <m:r>
+                <w:rPr>
+                  <w:rFonts w:ascii="Cambria Math" w:eastAsia="Cambria Math" w:hAnsi="Cambria Math"/>
+                </w:rPr>
+                <m:t>1</m:t>
+              </m:r>
+            </m:num>
+            <m:den>
+              <m:r>
+                <w:rPr>
+                  <w:rFonts w:ascii="Cambria Math" w:eastAsia="Cambria Math" w:hAnsi="Cambria Math"/>
+                </w:rPr>
+                <m:t>n</m:t>
+              </m:r>
+            </m:den>
+          </m:f>
+          <m:nary>
+            <m:naryPr>
+              <m:chr m:val="∑"/>
+              <m:ctrlPr>
+                <w:rPr>
+                  <w:rFonts w:ascii="Cambria Math" w:eastAsia="Cambria Math" w:hAnsi="Cambria Math"/>
+                  <w:i/>
+                </w:rPr>
+              </m:ctrlPr>
+            </m:naryPr>
+            <m:sub>
+              <m:r>
+                <w:rPr>
+                  <w:rFonts w:ascii="Cambria Math" w:eastAsia="Cambria Math" w:hAnsi="Cambria Math"/>
+                </w:rPr>
+                <m:t>j=1</m:t>
+              </m:r>
+            </m:sub>
+            <m:sup>
+              <m:r>
+                <w:rPr>
+                  <w:rFonts w:ascii="Cambria Math" w:eastAsia="Cambria Math" w:hAnsi="Cambria Math"/>
+                </w:rPr>
+                <m:t>n</m:t>
+              </m:r>
+            </m:sup>
+            <m:e>
+              <m:sSup>
+                <m:sSupPr>
+                  <m:ctrlPr>
+                    <w:rPr>
+                      <w:rFonts w:ascii="Cambria Math" w:eastAsia="Cambria Math" w:hAnsi="Cambria Math"/>
+                      <w:i/>
+                    </w:rPr>
+                  </m:ctrlPr>
+                </m:sSupPr>
+                <m:e>
+                  <m:r>
+                    <w:rPr>
+                      <w:rFonts w:ascii="Cambria Math" w:eastAsia="Cambria Math" w:hAnsi="Cambria Math"/>
+                    </w:rPr>
+                    <m:t>‖</m:t>
+                  </m:r>
+                  <m:sSub>
+                    <m:sSubPr>
+                      <m:ctrlPr>
+                        <w:rPr>
+                          <w:rFonts w:ascii="Cambria Math" w:eastAsia="Cambria Math" w:hAnsi="Cambria Math"/>
+                          <w:i/>
+                        </w:rPr>
+                      </m:ctrlPr>
+                    </m:sSubPr>
+                    <m:e>
+                      <m:r>
+                        <w:rPr>
+                          <w:rFonts w:ascii="Cambria Math" w:eastAsia="Cambria Math" w:hAnsi="Cambria Math"/>
+                        </w:rPr>
+                        <m:t>v</m:t>
+                      </m:r>
+                    </m:e>
+                    <m:sub>
+                      <m:r>
+                        <w:rPr>
+                          <w:rFonts w:ascii="Cambria Math" w:eastAsia="Cambria Math" w:hAnsi="Cambria Math"/>
+                        </w:rPr>
+                        <m:t>j</m:t>
+                      </m:r>
+                    </m:sub>
+                  </m:sSub>
+                  <m:d>
+                    <m:dPr>
+                      <m:ctrlPr>
+                        <w:rPr>
+                          <w:rFonts w:ascii="Cambria Math" w:eastAsia="Cambria Math" w:hAnsi="Cambria Math"/>
+                          <w:i/>
+                        </w:rPr>
+                      </m:ctrlPr>
+                    </m:dPr>
+                    <m:e>
+                      <m:r>
+                        <w:rPr>
+                          <w:rFonts w:ascii="Cambria Math" w:eastAsia="Cambria Math" w:hAnsi="Cambria Math"/>
+                        </w:rPr>
+                        <m:t>α</m:t>
+                      </m:r>
+                    </m:e>
+                  </m:d>
+                  <m:r>
+                    <w:rPr>
+                      <w:rFonts w:ascii="Cambria Math" w:eastAsia="Cambria Math" w:hAnsi="Cambria Math"/>
+                    </w:rPr>
+                    <m:t>-</m:t>
+                  </m:r>
+                  <m:sSub>
+                    <m:sSubPr>
+                      <m:ctrlPr>
+                        <w:rPr>
+                          <w:rFonts w:ascii="Cambria Math" w:eastAsia="Cambria Math" w:hAnsi="Cambria Math"/>
+                          <w:i/>
+                        </w:rPr>
+                      </m:ctrlPr>
+                    </m:sSubPr>
+                    <m:e>
+                      <m:r>
+                        <w:rPr>
+                          <w:rFonts w:ascii="Cambria Math" w:eastAsia="Cambria Math" w:hAnsi="Cambria Math"/>
+                        </w:rPr>
+                        <m:t>v</m:t>
+                      </m:r>
+                    </m:e>
+                    <m:sub>
+                      <m:r>
+                        <w:rPr>
+                          <w:rFonts w:ascii="Cambria Math" w:eastAsia="Cambria Math" w:hAnsi="Cambria Math"/>
+                        </w:rPr>
+                        <m:t>d</m:t>
+                      </m:r>
+                    </m:sub>
+                  </m:sSub>
+                  <m:r>
+                    <w:rPr>
+                      <w:rFonts w:ascii="Cambria Math" w:eastAsia="Cambria Math" w:hAnsi="Cambria Math"/>
+                    </w:rPr>
+                    <m:t>‖</m:t>
+                  </m:r>
+                </m:e>
+                <m:sup>
+                  <m:r>
+                    <w:rPr>
+                      <w:rFonts w:ascii="Cambria Math" w:eastAsia="Cambria Math" w:hAnsi="Cambria Math"/>
+                    </w:rPr>
+                    <m:t>2</m:t>
+                  </m:r>
+                </m:sup>
+              </m:sSup>
+            </m:e>
+          </m:nary>
+          <m:r>
+            <w:rPr>
+              <w:rFonts w:ascii="Cambria Math" w:eastAsiaTheme="minorEastAsia" w:hAnsi="Cambria Math"/>
+            </w:rPr>
+            <m:t>+</m:t>
+          </m:r>
+          <m:d>
+            <m:dPr>
+              <m:ctrlPr>
+                <w:rPr>
+                  <w:rFonts w:ascii="Cambria Math" w:eastAsia="Cambria Math" w:hAnsi="Cambria Math"/>
+                  <w:i/>
+                </w:rPr>
+              </m:ctrlPr>
+            </m:dPr>
+            <m:e>
+              <m:r>
+                <w:rPr>
+                  <w:rFonts w:ascii="Cambria Math" w:eastAsia="Cambria Math" w:hAnsi="Cambria Math"/>
+                </w:rPr>
+                <m:t>λ-1</m:t>
+              </m:r>
+            </m:e>
+          </m:d>
+          <m:f>
+            <m:fPr>
+              <m:ctrlPr>
+                <w:rPr>
+                  <w:rFonts w:ascii="Cambria Math" w:eastAsia="Cambria Math" w:hAnsi="Cambria Math"/>
+                  <w:i/>
+                </w:rPr>
+              </m:ctrlPr>
+            </m:fPr>
+            <m:num>
+              <m:r>
+                <w:rPr>
+                  <w:rFonts w:ascii="Cambria Math" w:eastAsia="Cambria Math" w:hAnsi="Cambria Math"/>
+                </w:rPr>
+                <m:t>n-1</m:t>
+              </m:r>
+            </m:num>
+            <m:den>
+              <m:r>
+                <w:rPr>
+                  <w:rFonts w:ascii="Cambria Math" w:eastAsia="Cambria Math" w:hAnsi="Cambria Math"/>
+                </w:rPr>
+                <m:t>n</m:t>
+              </m:r>
+            </m:den>
+          </m:f>
+          <m:sSup>
+            <m:sSupPr>
+              <m:ctrlPr>
+                <w:rPr>
+                  <w:rFonts w:ascii="Cambria Math" w:eastAsia="Cambria Math" w:hAnsi="Cambria Math"/>
+                  <w:i/>
+                </w:rPr>
+              </m:ctrlPr>
+            </m:sSupPr>
+            <m:e>
+              <m:r>
+                <w:rPr>
+                  <w:rFonts w:ascii="Cambria Math" w:eastAsia="Cambria Math" w:hAnsi="Cambria Math"/>
+                </w:rPr>
+                <m:t>s</m:t>
+              </m:r>
+            </m:e>
+            <m:sup>
+              <m:r>
+                <w:rPr>
+                  <w:rFonts w:ascii="Cambria Math" w:eastAsia="Cambria Math" w:hAnsi="Cambria Math"/>
+                </w:rPr>
+                <m:t>2</m:t>
+              </m:r>
+            </m:sup>
+          </m:sSup>
+          <m:d>
+            <m:dPr>
+              <m:ctrlPr>
+                <w:rPr>
+                  <w:rFonts w:ascii="Cambria Math" w:eastAsia="Cambria Math" w:hAnsi="Cambria Math"/>
+                  <w:i/>
+                </w:rPr>
+              </m:ctrlPr>
+            </m:dPr>
+            <m:e>
+              <m:r>
+                <w:rPr>
+                  <w:rFonts w:ascii="Cambria Math" w:eastAsia="Cambria Math" w:hAnsi="Cambria Math"/>
+                </w:rPr>
+                <m:t>α</m:t>
+              </m:r>
+            </m:e>
+          </m:d>
+        </m:oMath>
+      </m:oMathPara>
+    </w:p>
+    <w:p>
+      <w:pPr>
+        <w:spacing w:after="60"/>
+        <w:rPr>
+          <w:rFonts w:eastAsiaTheme="minorEastAsia"/>
+          <w:lang w:val="en-US"/>
+        </w:rPr>
+      </w:pPr>
+      <w:r>
+        <w:rPr>
+          <w:rFonts w:eastAsiaTheme="minorEastAsia"/>
+        </w:rPr>
+        <w:t xml:space="preserve">Setting </w:t>
+      </w:r>
+      <m:oMath>
+        <m:r>
+          <w:rPr>
+            <w:rFonts w:ascii="Cambria Math" w:eastAsia="Cambria Math" w:hAnsi="Cambria Math"/>
+          </w:rPr>
+          <m:t>λ</m:t>
+        </m:r>
+        <m:r>
+          <w:rPr>
+            <w:rFonts w:ascii="Cambria Math" w:eastAsia="Cambria Math" w:hAnsi="Cambria Math"/>
+          </w:rPr>
+          <m:t>=</m:t>
+        </m:r>
+        <m:r>
+          <w:rPr>
+            <w:rFonts w:ascii="Cambria Math" w:eastAsia="Cambria Math" w:hAnsi="Cambria Math"/>
+          </w:rPr>
+          <m:t>1</m:t>
+        </m:r>
+      </m:oMath>
+      <w:r>
+        <w:rPr>
+          <w:rFonts w:eastAsiaTheme="minorEastAsia"/>
+        </w:rPr>
+        <w:t xml:space="preserve"> then recreates </w:t>
+      </w:r>
+      <w:r>
+        <w:rPr>
+          <w:rFonts w:eastAsiaTheme="minorEastAsia"/>
+        </w:rPr>
+        <w:t>a standard MSE loss function</w:t>
+      </w:r>
+      <w:r>
+        <w:rPr>
+          <w:rFonts w:eastAsiaTheme="minorEastAsia"/>
+        </w:rPr>
+        <w:t>.</w:t>
       </w:r>
     </w:p>
     <w:p>
@@ -15955,6 +16957,7 @@
             <w:rPr>
               <w:rFonts w:ascii="Cambria Math" w:eastAsia="Cambria Math" w:hAnsi="Cambria Math"/>
             </w:rPr>
+            <w:lastRenderedPageBreak/>
             <m:t>L</m:t>
           </m:r>
           <m:d>
@@ -16995,7 +17998,7 @@
 </file>
 
 <file path=word/numbering.xml><?xml version="1.0" encoding="utf-8"?>
-<w:numbering xmlns:wpc="http://schemas.microsoft.com/office/word/2010/wordprocessingCanvas" xmlns:cx="http://schemas.microsoft.com/office/drawing/2014/chartex" xmlns:cx1="http://schemas.microsoft.com/office/drawing/2015/9/8/chartex" xmlns:cx2="http://schemas.microsoft.com/office/drawing/2015/10/21/chartex" xmlns:cx3="http://schemas.microsoft.com/office/drawing/2016/5/9/chartex" xmlns:cx4="http://schemas.microsoft.com/office/drawing/2016/5/10/chartex" xmlns:cx5="http://schemas.microsoft.com/office/drawing/2016/5/11/chartex" xmlns:cx6="http://schemas.microsoft.com/office/drawing/2016/5/12/chartex" xmlns:cx7="http://schemas.microsoft.com/office/drawing/2016/5/13/chartex" xmlns:cx8="http://schemas.microsoft.com/office/drawing/2016/5/14/chartex" xmlns:mc="http://schemas.openxmlformats.org/markup-compatibility/2006" xmlns:aink="http://schemas.microsoft.com/office/drawing/2016/ink" xmlns:am3d="http://schemas.microsoft.com/office/drawing/2017/model3d" xmlns:o="urn:schemas-microsoft-com:office:office" xmlns:oel="http://schemas.microsoft.com/office/2019/extlst" xmlns:r="http://schemas.openxmlformats.org/officeDocument/2006/relationships" xmlns:m="http://schemas.openxmlformats.org/officeDocument/2006/math" xmlns:v="urn:schemas-microsoft-com:vml" xmlns:wp14="http://schemas.microsoft.com/office/word/2010/wordprocessingDrawing" xmlns:wp="http://schemas.openxmlformats.org/drawingml/2006/wordprocessingDrawing" xmlns:w10="urn:schemas-microsoft-com:office:word" xmlns:w="http://schemas.openxmlformats.org/wordprocessingml/2006/main" xmlns:w14="http://schemas.microsoft.com/office/word/2010/wordml" xmlns:w15="http://schemas.microsoft.com/office/word/2012/wordml" xmlns:w16cex="http://schemas.microsoft.com/office/word/2018/wordml/cex" xmlns:w16cid="http://schemas.microsoft.com/office/word/2016/wordml/cid" xmlns:w16="http://schemas.microsoft.com/office/word/2018/wordml" xmlns:w16du="http://schemas.microsoft.com/office/word/2023/wordml/word16du" xmlns:w16sdtdh="http://schemas.microsoft.com/office/word/2020/wordml/sdtdatahash" xmlns:w16sdtfl="http://schemas.microsoft.com/office/word/2024/wordml/sdtformatlock" xmlns:w16se="http://schemas.microsoft.com/office/word/2015/wordml/symex" xmlns:wpg="http://schemas.microsoft.com/office/word/2010/wordprocessingGroup" xmlns:wpi="http://schemas.microsoft.com/office/word/2010/wordprocessingInk" xmlns:wne="http://schemas.microsoft.com/office/word/2006/wordml" xmlns:wps="http://schemas.microsoft.com/office/word/2010/wordprocessingShape" mc:Ignorable="w14 w15 w16se w16cid w16 w16cex w16sdtdh w16sdtfl w16du wp14">
+<w:numbering xmlns:wpc="http://schemas.microsoft.com/office/word/2010/wordprocessingCanvas" xmlns:cx="http://schemas.microsoft.com/office/drawing/2014/chartex" xmlns:cx1="http://schemas.microsoft.com/office/drawing/2015/9/8/chartex" xmlns:cx2="http://schemas.microsoft.com/office/drawing/2015/10/21/chartex" xmlns:cx3="http://schemas.microsoft.com/office/drawing/2016/5/9/chartex" xmlns:cx4="http://schemas.microsoft.com/office/drawing/2016/5/10/chartex" xmlns:cx5="http://schemas.microsoft.com/office/drawing/2016/5/11/chartex" xmlns:cx6="http://schemas.microsoft.com/office/drawing/2016/5/12/chartex" xmlns:cx7="http://schemas.microsoft.com/office/drawing/2016/5/13/chartex" xmlns:cx8="http://schemas.microsoft.com/office/drawing/2016/5/14/chartex" xmlns:mc="http://schemas.openxmlformats.org/markup-compatibility/2006" xmlns:aink="http://schemas.microsoft.com/office/drawing/2016/ink" xmlns:am3d="http://schemas.microsoft.com/office/drawing/2017/model3d" xmlns:o="urn:schemas-microsoft-com:office:office" xmlns:oel="http://schemas.microsoft.com/office/2019/extlst" xmlns:r="http://schemas.openxmlformats.org/officeDocument/2006/relationships" xmlns:m="http://schemas.openxmlformats.org/officeDocument/2006/math" xmlns:v="urn:schemas-microsoft-com:vml" xmlns:wp14="http://schemas.microsoft.com/office/word/2010/wordprocessingDrawing" xmlns:wp="http://schemas.openxmlformats.org/drawingml/2006/wordprocessingDrawing" xmlns:w10="urn:schemas-microsoft-com:office:word" xmlns:w="http://schemas.openxmlformats.org/wordprocessingml/2006/main" xmlns:w14="http://schemas.microsoft.com/office/word/2010/wordml" xmlns:w15="http://schemas.microsoft.com/office/word/2012/wordml" xmlns:w16cei="http://schemas.microsoft.com/office/word/2026/wordml/cei" xmlns:w16cex="http://schemas.microsoft.com/office/word/2018/wordml/cex" xmlns:w16cid="http://schemas.microsoft.com/office/word/2016/wordml/cid" xmlns:w16="http://schemas.microsoft.com/office/word/2018/wordml" xmlns:w16du="http://schemas.microsoft.com/office/word/2023/wordml/word16du" xmlns:w16sdtdh="http://schemas.microsoft.com/office/word/2020/wordml/sdtdatahash" xmlns:w16sdtfl="http://schemas.microsoft.com/office/word/2024/wordml/sdtformatlock" xmlns:w16se="http://schemas.microsoft.com/office/word/2015/wordml/symex" xmlns:wpg="http://schemas.microsoft.com/office/word/2010/wordprocessingGroup" xmlns:wpi="http://schemas.microsoft.com/office/word/2010/wordprocessingInk" xmlns:wne="http://schemas.microsoft.com/office/word/2006/wordml" xmlns:wps="http://schemas.microsoft.com/office/word/2010/wordprocessingShape" mc:Ignorable="w14 w15 w16se w16cid w16 w16cex w16sdtdh w16sdtfl w16du wp14">
   <w:abstractNum w:abstractNumId="0" w15:restartNumberingAfterBreak="0">
     <w:nsid w:val="02AF2C32"/>
     <w:multiLevelType w:val="multilevel"/>
